--- a/flow/20230914_vu_template/drafts/2024-08-g/22-ЧТ-Агатоніка.docx
+++ b/flow/20230914_vu_template/drafts/2024-08-g/22-ЧТ-Агатоніка.docx
@@ -78,7 +78,6 @@
           <w:i/>
           <w:color w:val="FF4400"/>
           <w:sz w:val="24"/>
-          <w:szCs w:val="24"/>
         </w:rPr>
         <w:t>Священик:</w:t>
       </w:r>
@@ -86,7 +85,6 @@
         <w:rPr>
           <w:rFonts w:ascii="Times New Roman" w:hAnsi="Times New Roman"/>
           <w:sz w:val="24"/>
-          <w:szCs w:val="24"/>
         </w:rPr>
         <w:t xml:space="preserve"> Благословенний Бог наш завжди, нині і повсякчас, і на віки віків.</w:t>
       </w:r>
@@ -149,57 +147,35 @@
     </w:p>
     <w:p>
       <w:pPr>
-        <w:spacing w:after="120"/>
-        <w:jc w:val="both"/>
-        <w:rPr>
-          <w:rFonts w:ascii="Times New Roman" w:hAnsi="Times New Roman"/>
-          <w:i/>
-          <w:sz w:val="24"/>
-          <w:szCs w:val="24"/>
-        </w:rPr>
-      </w:pPr>
-      <w:r>
-        <w:rPr>
-          <w:rFonts w:ascii="Times New Roman" w:hAnsi="Times New Roman"/>
-          <w:sz w:val="24"/>
-          <w:szCs w:val="24"/>
-        </w:rPr>
-        <w:t>Святий Боже, святий Кріпкий, святий Безсмерт</w:t>
-      </w:r>
-      <w:r>
-        <w:rPr>
-          <w:rFonts w:ascii="Times New Roman" w:hAnsi="Times New Roman"/>
-          <w:sz w:val="24"/>
-          <w:szCs w:val="24"/>
-        </w:rPr>
-        <w:t xml:space="preserve">ний, помилуй нас </w:t>
-      </w:r>
-      <w:r>
-        <w:rPr>
-          <w:rFonts w:ascii="Times New Roman" w:hAnsi="Times New Roman"/>
-          <w:i/>
-          <w:color w:val="FF0000"/>
-          <w:sz w:val="24"/>
-          <w:szCs w:val="24"/>
-        </w:rPr>
-        <w:t>(3 р.)</w:t>
-      </w:r>
-    </w:p>
-    <w:p>
-      <w:pPr>
-        <w:spacing w:after="120"/>
-        <w:jc w:val="both"/>
-        <w:rPr>
-          <w:rFonts w:ascii="Times New Roman" w:hAnsi="Times New Roman"/>
-          <w:sz w:val="24"/>
-          <w:szCs w:val="24"/>
-        </w:rPr>
-      </w:pPr>
-      <w:r>
-        <w:rPr>
-          <w:rFonts w:ascii="Times New Roman" w:hAnsi="Times New Roman"/>
-          <w:sz w:val="24"/>
-          <w:szCs w:val="24"/>
+        <w:pStyle w:val="a"/>
+        <w:spacing w:after="120"/>
+      </w:pPr>
+      <w:r>
+        <w:rPr>
+          <w:rFonts w:ascii="Times New Roman" w:hAnsi="Times New Roman"/>
+          <w:sz w:val="24"/>
+        </w:rPr>
+        <w:t xml:space="preserve">Святий Боже, святий Кріпкий, святий Безсмертний, помилуй нас. </w:t>
+      </w:r>
+      <w:r>
+        <w:rPr>
+          <w:rFonts w:ascii="Times New Roman" w:hAnsi="Times New Roman"/>
+          <w:i/>
+          <w:color w:val="FF0000"/>
+          <w:sz w:val="24"/>
+        </w:rPr>
+        <w:t>(3 р.)</w:t>
+      </w:r>
+    </w:p>
+    <w:p>
+      <w:pPr>
+        <w:pStyle w:val="a"/>
+        <w:spacing w:after="120"/>
+      </w:pPr>
+      <w:r>
+        <w:rPr>
+          <w:rFonts w:ascii="Times New Roman" w:hAnsi="Times New Roman"/>
+          <w:sz w:val="24"/>
         </w:rPr>
         <w:t>Слава Отцю, і Сину, і Святому Духові,* і нині і повсякчас, і на віки віків. Амінь.</w:t>
       </w:r>
@@ -225,37 +201,27 @@
     </w:p>
     <w:p>
       <w:pPr>
-        <w:spacing w:after="120"/>
-        <w:jc w:val="both"/>
-        <w:rPr>
-          <w:rFonts w:ascii="Times New Roman" w:hAnsi="Times New Roman"/>
-          <w:i/>
-          <w:sz w:val="24"/>
-          <w:szCs w:val="24"/>
-        </w:rPr>
-      </w:pPr>
-      <w:r>
-        <w:rPr>
-          <w:rFonts w:ascii="Times New Roman" w:hAnsi="Times New Roman"/>
-          <w:sz w:val="24"/>
-          <w:szCs w:val="24"/>
-        </w:rPr>
-        <w:t>Г</w:t>
-      </w:r>
-      <w:r>
-        <w:rPr>
-          <w:rFonts w:ascii="Times New Roman" w:hAnsi="Times New Roman"/>
-          <w:sz w:val="24"/>
-          <w:szCs w:val="24"/>
-        </w:rPr>
-        <w:t>осподи, помилуй</w:t>
-      </w:r>
-      <w:r>
-        <w:rPr>
-          <w:rFonts w:ascii="Times New Roman" w:hAnsi="Times New Roman"/>
-          <w:i/>
-          <w:sz w:val="24"/>
-          <w:szCs w:val="24"/>
+        <w:pStyle w:val="a"/>
+        <w:spacing w:after="120"/>
+      </w:pPr>
+      <w:r>
+        <w:rPr>
+          <w:rFonts w:ascii="Times New Roman" w:hAnsi="Times New Roman"/>
+          <w:sz w:val="24"/>
+        </w:rPr>
+        <w:t>Господи, помилуй</w:t>
+      </w:r>
+      <w:r>
+        <w:rPr>
+          <w:rFonts w:ascii="Times New Roman" w:hAnsi="Times New Roman"/>
+          <w:sz w:val="24"/>
+        </w:rPr>
+        <w:t>.</w:t>
+      </w:r>
+      <w:r>
+        <w:rPr>
+          <w:rFonts w:ascii="Times New Roman" w:hAnsi="Times New Roman"/>
+          <w:sz w:val="24"/>
         </w:rPr>
         <w:t xml:space="preserve"> </w:t>
       </w:r>
@@ -265,35 +231,69 @@
           <w:i/>
           <w:color w:val="FF0000"/>
           <w:sz w:val="24"/>
-          <w:szCs w:val="24"/>
-        </w:rPr>
-        <w:t>(3 р.)</w:t>
-      </w:r>
-    </w:p>
-    <w:p>
-      <w:pPr>
-        <w:spacing w:after="120"/>
-        <w:jc w:val="both"/>
-        <w:rPr>
-          <w:rFonts w:ascii="Times New Roman" w:hAnsi="Times New Roman"/>
-          <w:sz w:val="24"/>
-          <w:szCs w:val="24"/>
-        </w:rPr>
-      </w:pPr>
-      <w:r>
-        <w:rPr>
-          <w:rFonts w:ascii="Times New Roman" w:hAnsi="Times New Roman"/>
-          <w:sz w:val="24"/>
-          <w:szCs w:val="24"/>
-        </w:rPr>
-        <w:t>Слава Отцю, і Сину, і Святому Духові.* І</w:t>
+        </w:rPr>
+        <w:t>(3 р.)</w:t>
+      </w:r>
+    </w:p>
+    <w:p>
+      <w:pPr>
+        <w:pStyle w:val="a"/>
+        <w:spacing w:after="120"/>
+      </w:pPr>
+      <w:r>
+        <w:rPr>
+          <w:rFonts w:ascii="Times New Roman" w:hAnsi="Times New Roman"/>
+          <w:sz w:val="24"/>
+        </w:rPr>
+        <w:t xml:space="preserve">Слава </w:t>
+      </w:r>
+      <w:r>
+        <w:rPr>
+          <w:rFonts w:ascii="Times New Roman" w:hAnsi="Times New Roman"/>
+          <w:sz w:val="24"/>
+        </w:rPr>
+        <w:t>Отцю</w:t>
+      </w:r>
+      <w:r>
+        <w:rPr>
+          <w:rFonts w:ascii="Times New Roman" w:hAnsi="Times New Roman"/>
+          <w:sz w:val="24"/>
+        </w:rPr>
+        <w:t xml:space="preserve">, і Сину, і Святому </w:t>
+      </w:r>
+      <w:r>
+        <w:rPr>
+          <w:rFonts w:ascii="Times New Roman" w:hAnsi="Times New Roman"/>
+          <w:sz w:val="24"/>
+        </w:rPr>
+        <w:t>Духові</w:t>
+      </w:r>
+      <w:r>
+        <w:rPr>
+          <w:rFonts w:ascii="Times New Roman" w:hAnsi="Times New Roman"/>
+          <w:sz w:val="24"/>
+        </w:rPr>
+        <w:t>,</w:t>
+      </w:r>
+      <w:r>
+        <w:rPr>
+          <w:rFonts w:ascii="Times New Roman" w:hAnsi="Times New Roman"/>
+          <w:sz w:val="24"/>
+        </w:rPr>
+        <w:t xml:space="preserve">* </w:t>
+      </w:r>
+      <w:r>
+        <w:rPr>
+          <w:rFonts w:ascii="Times New Roman" w:hAnsi="Times New Roman"/>
+          <w:sz w:val="24"/>
+        </w:rPr>
+        <w:t>і</w:t>
       </w:r>
       <w:r>
         <w:rPr>
           <w:rFonts w:ascii="Times New Roman" w:hAnsi="Times New Roman"/>
           <w:b/>
           <w:sz w:val="24"/>
-          <w:szCs w:val="24"/>
         </w:rPr>
         <w:t xml:space="preserve"> </w:t>
       </w:r>
@@ -301,9 +301,71 @@
         <w:rPr>
           <w:rFonts w:ascii="Times New Roman" w:hAnsi="Times New Roman"/>
           <w:sz w:val="24"/>
-          <w:szCs w:val="24"/>
-        </w:rPr>
-        <w:t>нині і повсякчас, і на віки віків. Амінь.</w:t>
+        </w:rPr>
+        <w:t>нині</w:t>
+      </w:r>
+      <w:r>
+        <w:rPr>
+          <w:rFonts w:ascii="Times New Roman" w:hAnsi="Times New Roman"/>
+          <w:sz w:val="24"/>
+        </w:rPr>
+        <w:t xml:space="preserve"> і </w:t>
+      </w:r>
+      <w:r>
+        <w:rPr>
+          <w:rFonts w:ascii="Times New Roman" w:hAnsi="Times New Roman"/>
+          <w:sz w:val="24"/>
+        </w:rPr>
+        <w:t>повсякчас</w:t>
+      </w:r>
+      <w:r>
+        <w:rPr>
+          <w:rFonts w:ascii="Times New Roman" w:hAnsi="Times New Roman"/>
+          <w:sz w:val="24"/>
+        </w:rPr>
+        <w:t xml:space="preserve">, і на </w:t>
+      </w:r>
+      <w:r>
+        <w:rPr>
+          <w:rFonts w:ascii="Times New Roman" w:hAnsi="Times New Roman"/>
+          <w:sz w:val="24"/>
+        </w:rPr>
+        <w:t>віки</w:t>
+      </w:r>
+      <w:r>
+        <w:rPr>
+          <w:rFonts w:ascii="Times New Roman" w:hAnsi="Times New Roman"/>
+          <w:sz w:val="24"/>
+        </w:rPr>
+        <w:t xml:space="preserve"> </w:t>
+      </w:r>
+      <w:r>
+        <w:rPr>
+          <w:rFonts w:ascii="Times New Roman" w:hAnsi="Times New Roman"/>
+          <w:sz w:val="24"/>
+        </w:rPr>
+        <w:t>віків</w:t>
+      </w:r>
+      <w:r>
+        <w:rPr>
+          <w:rFonts w:ascii="Times New Roman" w:hAnsi="Times New Roman"/>
+          <w:sz w:val="24"/>
+        </w:rPr>
+        <w:t xml:space="preserve">. </w:t>
+      </w:r>
+      <w:r>
+        <w:rPr>
+          <w:rFonts w:ascii="Times New Roman" w:hAnsi="Times New Roman"/>
+          <w:sz w:val="24"/>
+        </w:rPr>
+        <w:t>Амінь</w:t>
+      </w:r>
+      <w:r>
+        <w:rPr>
+          <w:rFonts w:ascii="Times New Roman" w:hAnsi="Times New Roman"/>
+          <w:sz w:val="24"/>
+        </w:rPr>
+        <w:t>.</w:t>
       </w:r>
     </w:p>
     <w:p>
@@ -415,7 +477,7 @@
           <w:sz w:val="24"/>
           <w:szCs w:val="24"/>
         </w:rPr>
-        <w:t>(12 р.)</w:t>
+        <w:t>(12 р.)</w:t>
       </w:r>
     </w:p>
     <w:p>
@@ -4612,7 +4674,7 @@
           <w:sz w:val="24"/>
           <w:szCs w:val="24"/>
         </w:rPr>
-        <w:t xml:space="preserve"> Господи щедрий і милосердний, довготерпеливий і многомилостивий! Вислухай молитви наші і зверни увагу на голос моління нашого і яви нам знак милости твоєї, наведи нас на дорогу твою, щоб ходили ми в твоїй правді. Звесели серця наші, щоб ми боялись імення </w:t>
+        <w:t xml:space="preserve"> Господи щедрий і милосердний, довготерпеливий і многомилостивий! Вислухай молитви наші і зверни увагу на голос моління нашого і яви нам знак милости твоєї, наведи нас на дорогу твою, щоб ходили ми в твоїй правді. Звесели серця наші, щоб ми боялись імення </w:t>
       </w:r>
       <w:r>
         <w:rPr>
@@ -4648,7 +4710,7 @@
           <w:sz w:val="24"/>
           <w:szCs w:val="24"/>
         </w:rPr>
-        <w:t>2. </w:t>
+        <w:t xml:space="preserve">2. </w:t>
       </w:r>
       <w:r>
         <w:rPr>
@@ -4700,7 +4762,7 @@
           <w:sz w:val="24"/>
           <w:szCs w:val="24"/>
         </w:rPr>
-        <w:t> Господи, Боже наш! Згадай нас грішних і недостойних слуг твоїх, коли призиваємо святе ім'я твоє, і не осороми нас, коли очікуємо милости твоєї, але вислухай, Господи, усі наші спасенні прохання, і вчини</w:t>
+        <w:t xml:space="preserve"> Господи, Боже наш! Згадай нас грішних і недостойних слуг твоїх, коли призиваємо святе ім'я твоє, і не осороми нас, коли очікуємо милости твоєї, але вислухай, Господи, усі наші спасенні прохання, і вчини</w:t>
       </w:r>
       <w:r>
         <w:rPr>
@@ -4728,7 +4790,7 @@
           <w:sz w:val="24"/>
           <w:szCs w:val="24"/>
         </w:rPr>
-        <w:t>4. </w:t>
+        <w:t xml:space="preserve">4. </w:t>
       </w:r>
       <w:r>
         <w:rPr>
@@ -4780,7 +4842,7 @@
           <w:sz w:val="24"/>
           <w:szCs w:val="24"/>
         </w:rPr>
-        <w:t> Благословенний ти, Господи Боже, Вседержителю, що знаєш думки людські, що відаєш те, чого ми потребуємо, і багато більше,</w:t>
+        <w:t xml:space="preserve"> Благословенний ти, Господи Боже, Вседержителю, що знаєш думки людські, що відаєш те, чого ми потребуємо, і багато більше,</w:t>
       </w:r>
       <w:r>
         <w:rPr>
@@ -4824,7 +4886,7 @@
           <w:sz w:val="24"/>
           <w:szCs w:val="24"/>
         </w:rPr>
-        <w:t> Господи, Господи, що пречистою твоєю долонею все утримуєш, що довго терпиш нам усім, і жалієшся задля нашої злоби! Згадай</w:t>
+        <w:t xml:space="preserve"> Господи, Господи, що пречистою твоєю долонею все утримуєш, що довго терпиш нам усім, і жалієшся задля нашої злоби! Згадай</w:t>
       </w:r>
       <w:r>
         <w:rPr>
@@ -4868,7 +4930,7 @@
           <w:sz w:val="24"/>
           <w:szCs w:val="24"/>
         </w:rPr>
-        <w:t> Боже великий і дивний, що несказанною добрістю і багатим промислом усім управляєш, і дав нам земні добра й запевнив нам обіцян</w:t>
+        <w:t xml:space="preserve"> Боже великий і дивний, що несказанною добрістю і багатим промислом усім управляєш, і дав нам земні добра й запевнив нам обіцян</w:t>
       </w:r>
       <w:r>
         <w:rPr>
@@ -4912,7 +4974,7 @@
           <w:sz w:val="24"/>
           <w:szCs w:val="24"/>
         </w:rPr>
-        <w:t> Боже великий і вишній, в тебе одного є безсмертність і в світлі живеш недоступнім. Ти все створіння мудро створив, відокремив світло від темряви і сонце поклав, щоб правити днем, а місяць і з</w:t>
+        <w:t xml:space="preserve"> Боже великий і вишній, в тебе одного є безсмертність і в світлі живеш недоступнім. Ти все створіння мудро створив, відокремив світло від темряви і сонце поклав, щоб правити днем, а місяць і з</w:t>
       </w:r>
       <w:r>
         <w:rPr>
@@ -6591,401 +6653,1778 @@
     </w:p>
     <w:p>
       <w:pPr>
-        <w:spacing w:after="120"/>
-        <w:jc w:val="both"/>
-        <w:rPr>
-          <w:rFonts w:ascii="Times New Roman" w:hAnsi="Times New Roman"/>
-          <w:sz w:val="24"/>
-          <w:szCs w:val="24"/>
-        </w:rPr>
-      </w:pPr>
-      <w:r>
-        <w:rPr>
-          <w:rFonts w:ascii="Times New Roman" w:eastAsia="Gungsuh" w:hAnsi="Times New Roman"/>
-          <w:sz w:val="24"/>
-          <w:szCs w:val="24"/>
-        </w:rPr>
-        <w:t>Постав, Господи, моїм устам сторожу;* до дверей губ моїх − варту!</w:t>
-      </w:r>
-    </w:p>
-    <w:p>
-      <w:pPr>
-        <w:spacing w:after="120"/>
-        <w:jc w:val="both"/>
-        <w:rPr>
-          <w:rFonts w:ascii="Times New Roman" w:hAnsi="Times New Roman"/>
-          <w:sz w:val="24"/>
-          <w:szCs w:val="24"/>
-        </w:rPr>
-      </w:pPr>
-      <w:r>
-        <w:rPr>
-          <w:rFonts w:ascii="Times New Roman" w:hAnsi="Times New Roman"/>
-          <w:sz w:val="24"/>
-          <w:szCs w:val="24"/>
-        </w:rPr>
-        <w:t>Не дай схилитися серцеві моєму* до чогось злого.</w:t>
-      </w:r>
-    </w:p>
-    <w:p>
-      <w:pPr>
-        <w:spacing w:after="120"/>
-        <w:jc w:val="both"/>
-        <w:rPr>
-          <w:rFonts w:ascii="Times New Roman" w:hAnsi="Times New Roman"/>
-          <w:sz w:val="24"/>
-          <w:szCs w:val="24"/>
-        </w:rPr>
-      </w:pPr>
-      <w:r>
-        <w:rPr>
-          <w:rFonts w:ascii="Times New Roman" w:hAnsi="Times New Roman"/>
-          <w:sz w:val="24"/>
-          <w:szCs w:val="24"/>
-        </w:rPr>
-        <w:t xml:space="preserve">Ані чинити лихі вчинки з людьми, що творять беззаконня,* – ні ласощів їхніх я не хочу </w:t>
-      </w:r>
-      <w:r>
-        <w:rPr>
-          <w:rFonts w:ascii="Times New Roman" w:hAnsi="Times New Roman"/>
-          <w:sz w:val="24"/>
-          <w:szCs w:val="24"/>
-        </w:rPr>
-        <w:t>їсти.</w:t>
-      </w:r>
-    </w:p>
-    <w:p>
-      <w:pPr>
-        <w:spacing w:after="120"/>
-        <w:jc w:val="both"/>
-        <w:rPr>
-          <w:rFonts w:ascii="Times New Roman" w:hAnsi="Times New Roman"/>
-          <w:sz w:val="24"/>
-          <w:szCs w:val="24"/>
-        </w:rPr>
-      </w:pPr>
-      <w:r>
-        <w:rPr>
-          <w:rFonts w:ascii="Times New Roman" w:hAnsi="Times New Roman"/>
-          <w:sz w:val="24"/>
-          <w:szCs w:val="24"/>
-        </w:rPr>
-        <w:t>Нехай праведник по-доброму б'є мене й виправляє,* а олія грішного нехай не намастить голови моєї.</w:t>
-      </w:r>
-    </w:p>
-    <w:p>
-      <w:pPr>
-        <w:spacing w:after="120"/>
-        <w:jc w:val="both"/>
-        <w:rPr>
-          <w:rFonts w:ascii="Times New Roman" w:hAnsi="Times New Roman"/>
-          <w:sz w:val="24"/>
-          <w:szCs w:val="24"/>
-        </w:rPr>
-      </w:pPr>
-      <w:r>
-        <w:rPr>
-          <w:rFonts w:ascii="Times New Roman" w:hAnsi="Times New Roman"/>
-          <w:sz w:val="24"/>
-          <w:szCs w:val="24"/>
-        </w:rPr>
-        <w:t>Я все-таки молитимусь,* незважаючи на їхні злі вчинки.</w:t>
-      </w:r>
-    </w:p>
-    <w:p>
-      <w:pPr>
-        <w:spacing w:after="120"/>
-        <w:jc w:val="both"/>
-        <w:rPr>
-          <w:rFonts w:ascii="Times New Roman" w:hAnsi="Times New Roman"/>
-          <w:sz w:val="24"/>
-          <w:szCs w:val="24"/>
-        </w:rPr>
-      </w:pPr>
-      <w:r>
-        <w:rPr>
-          <w:rFonts w:ascii="Times New Roman" w:hAnsi="Times New Roman"/>
-          <w:sz w:val="24"/>
-          <w:szCs w:val="24"/>
-        </w:rPr>
-        <w:t>Якщо суддів їхніх скинуть в ущелини скелі,* то почують, що слова мої любі.</w:t>
-      </w:r>
-    </w:p>
-    <w:p>
-      <w:pPr>
-        <w:spacing w:after="120"/>
-        <w:jc w:val="both"/>
-        <w:rPr>
-          <w:rFonts w:ascii="Times New Roman" w:hAnsi="Times New Roman"/>
-          <w:sz w:val="24"/>
-          <w:szCs w:val="24"/>
-        </w:rPr>
-      </w:pPr>
-      <w:r>
-        <w:rPr>
-          <w:rFonts w:ascii="Times New Roman" w:hAnsi="Times New Roman"/>
-          <w:sz w:val="24"/>
-          <w:szCs w:val="24"/>
-        </w:rPr>
-        <w:t>Немовби хтось розбив і розрив землю,* розкидано їхні кості перед адом.</w:t>
-      </w:r>
-    </w:p>
-    <w:p>
-      <w:pPr>
-        <w:spacing w:after="120"/>
-        <w:jc w:val="both"/>
-        <w:rPr>
-          <w:rFonts w:ascii="Times New Roman" w:hAnsi="Times New Roman"/>
-          <w:sz w:val="24"/>
-          <w:szCs w:val="24"/>
-        </w:rPr>
-      </w:pPr>
-      <w:r>
-        <w:rPr>
-          <w:rFonts w:ascii="Times New Roman" w:hAnsi="Times New Roman"/>
-          <w:sz w:val="24"/>
-          <w:szCs w:val="24"/>
-        </w:rPr>
-        <w:t>Бо до тебе, Господи, мій Боже, мої очі;* до тебе прибігаю, не губи душі моєї.</w:t>
-      </w:r>
-    </w:p>
-    <w:p>
-      <w:pPr>
-        <w:spacing w:after="120"/>
-        <w:jc w:val="both"/>
-        <w:rPr>
-          <w:rFonts w:ascii="Times New Roman" w:hAnsi="Times New Roman"/>
-          <w:sz w:val="24"/>
-          <w:szCs w:val="24"/>
-        </w:rPr>
-      </w:pPr>
-      <w:r>
-        <w:rPr>
-          <w:rFonts w:ascii="Times New Roman" w:hAnsi="Times New Roman"/>
-          <w:sz w:val="24"/>
-          <w:szCs w:val="24"/>
-        </w:rPr>
-        <w:t>Збережи мене від петлі, що її на</w:t>
-      </w:r>
-      <w:r>
-        <w:rPr>
-          <w:rFonts w:ascii="Times New Roman" w:hAnsi="Times New Roman"/>
-          <w:sz w:val="24"/>
-          <w:szCs w:val="24"/>
-        </w:rPr>
-        <w:t>ставили на мене,* і від сильця тих, що творять беззаконня.</w:t>
-      </w:r>
-    </w:p>
-    <w:p>
-      <w:pPr>
-        <w:spacing w:after="120"/>
-        <w:jc w:val="both"/>
-        <w:rPr>
-          <w:rFonts w:ascii="Times New Roman" w:hAnsi="Times New Roman"/>
-          <w:sz w:val="24"/>
-          <w:szCs w:val="24"/>
-        </w:rPr>
-      </w:pPr>
-      <w:r>
-        <w:rPr>
-          <w:rFonts w:ascii="Times New Roman" w:hAnsi="Times New Roman"/>
-          <w:sz w:val="24"/>
-          <w:szCs w:val="24"/>
-        </w:rPr>
-        <w:t>Нехай грішники впадуть у власні сіті всі разом,* а я пройду безпечно.</w:t>
-      </w:r>
-    </w:p>
-    <w:p>
-      <w:pPr>
-        <w:spacing w:after="120"/>
-        <w:jc w:val="center"/>
+        <w:pStyle w:val="a"/>
+        <w:spacing w:after="120"/>
+      </w:pPr>
+      <w:r>
+        <w:rPr>
+          <w:rFonts w:ascii="Times New Roman" w:hAnsi="Times New Roman"/>
+          <w:sz w:val="24"/>
+        </w:rPr>
+        <w:t>Поста́в</w:t>
+      </w:r>
+      <w:r>
+        <w:rPr>
+          <w:rFonts w:ascii="Times New Roman" w:hAnsi="Times New Roman"/>
+          <w:sz w:val="24"/>
+        </w:rPr>
+        <w:t xml:space="preserve">, </w:t>
+      </w:r>
+      <w:r>
+        <w:rPr>
+          <w:rFonts w:ascii="Times New Roman" w:hAnsi="Times New Roman"/>
+          <w:sz w:val="24"/>
+        </w:rPr>
+        <w:t>Го́споди</w:t>
+      </w:r>
+      <w:r>
+        <w:rPr>
+          <w:rFonts w:ascii="Times New Roman" w:hAnsi="Times New Roman"/>
+          <w:sz w:val="24"/>
+        </w:rPr>
+        <w:t xml:space="preserve">, </w:t>
+      </w:r>
+      <w:r>
+        <w:rPr>
+          <w:rFonts w:ascii="Times New Roman" w:hAnsi="Times New Roman"/>
+          <w:sz w:val="24"/>
+        </w:rPr>
+        <w:t>мої́м</w:t>
+      </w:r>
+      <w:r>
+        <w:rPr>
+          <w:rFonts w:ascii="Times New Roman" w:hAnsi="Times New Roman"/>
+          <w:sz w:val="24"/>
+        </w:rPr>
+        <w:t xml:space="preserve"> </w:t>
+      </w:r>
+      <w:r>
+        <w:rPr>
+          <w:rFonts w:ascii="Times New Roman" w:hAnsi="Times New Roman"/>
+          <w:sz w:val="24"/>
+        </w:rPr>
+        <w:t>уста́м</w:t>
+      </w:r>
+      <w:r>
+        <w:rPr>
+          <w:rFonts w:ascii="Times New Roman" w:hAnsi="Times New Roman"/>
+          <w:sz w:val="24"/>
+        </w:rPr>
+        <w:t xml:space="preserve"> </w:t>
+      </w:r>
+      <w:r>
+        <w:rPr>
+          <w:rFonts w:ascii="Times New Roman" w:hAnsi="Times New Roman"/>
+          <w:sz w:val="24"/>
+        </w:rPr>
+        <w:t>сторо́жу</w:t>
+      </w:r>
+      <w:r>
+        <w:rPr>
+          <w:rFonts w:ascii="Times New Roman" w:hAnsi="Times New Roman"/>
+          <w:sz w:val="24"/>
+        </w:rPr>
+        <w:t xml:space="preserve">;* до </w:t>
+      </w:r>
+      <w:r>
+        <w:rPr>
+          <w:rFonts w:ascii="Times New Roman" w:hAnsi="Times New Roman"/>
+          <w:sz w:val="24"/>
+        </w:rPr>
+        <w:t>двере́й</w:t>
+      </w:r>
+      <w:r>
+        <w:rPr>
+          <w:rFonts w:ascii="Times New Roman" w:hAnsi="Times New Roman"/>
+          <w:sz w:val="24"/>
+        </w:rPr>
+        <w:t xml:space="preserve"> губ </w:t>
+      </w:r>
+      <w:r>
+        <w:rPr>
+          <w:rFonts w:ascii="Times New Roman" w:hAnsi="Times New Roman"/>
+          <w:sz w:val="24"/>
+        </w:rPr>
+        <w:t>мої́х</w:t>
+      </w:r>
+      <w:r>
+        <w:rPr>
+          <w:rFonts w:ascii="Times New Roman" w:hAnsi="Times New Roman"/>
+          <w:sz w:val="24"/>
+        </w:rPr>
+        <w:t xml:space="preserve"> − </w:t>
+      </w:r>
+      <w:r>
+        <w:rPr>
+          <w:rFonts w:ascii="Times New Roman" w:hAnsi="Times New Roman"/>
+          <w:sz w:val="24"/>
+        </w:rPr>
+        <w:t>ва́рту</w:t>
+      </w:r>
+      <w:r>
+        <w:rPr>
+          <w:rFonts w:ascii="Times New Roman" w:hAnsi="Times New Roman"/>
+          <w:sz w:val="24"/>
+        </w:rPr>
+        <w:t>!</w:t>
+      </w:r>
+    </w:p>
+    <w:p>
+      <w:pPr>
+        <w:pStyle w:val="a"/>
+        <w:spacing w:after="120"/>
+      </w:pPr>
+      <w:r>
+        <w:rPr>
+          <w:rFonts w:ascii="Times New Roman" w:hAnsi="Times New Roman"/>
+          <w:sz w:val="24"/>
+        </w:rPr>
+        <w:t xml:space="preserve">Не дай </w:t>
+      </w:r>
+      <w:r>
+        <w:rPr>
+          <w:rFonts w:ascii="Times New Roman" w:hAnsi="Times New Roman"/>
+          <w:sz w:val="24"/>
+        </w:rPr>
+        <w:t>схили́тися</w:t>
+      </w:r>
+      <w:r>
+        <w:rPr>
+          <w:rFonts w:ascii="Times New Roman" w:hAnsi="Times New Roman"/>
+          <w:sz w:val="24"/>
+        </w:rPr>
+        <w:t xml:space="preserve"> </w:t>
+      </w:r>
+      <w:r>
+        <w:rPr>
+          <w:rFonts w:ascii="Times New Roman" w:hAnsi="Times New Roman"/>
+          <w:sz w:val="24"/>
+        </w:rPr>
+        <w:t>се́рцеві</w:t>
+      </w:r>
+      <w:r>
+        <w:rPr>
+          <w:rFonts w:ascii="Times New Roman" w:hAnsi="Times New Roman"/>
+          <w:sz w:val="24"/>
+        </w:rPr>
+        <w:t xml:space="preserve"> </w:t>
+      </w:r>
+      <w:r>
+        <w:rPr>
+          <w:rFonts w:ascii="Times New Roman" w:hAnsi="Times New Roman"/>
+          <w:sz w:val="24"/>
+        </w:rPr>
+        <w:t>моє́му</w:t>
+      </w:r>
+      <w:r>
+        <w:rPr>
+          <w:rFonts w:ascii="Times New Roman" w:hAnsi="Times New Roman"/>
+          <w:sz w:val="24"/>
+        </w:rPr>
+        <w:t xml:space="preserve">* до </w:t>
+      </w:r>
+      <w:r>
+        <w:rPr>
+          <w:rFonts w:ascii="Times New Roman" w:hAnsi="Times New Roman"/>
+          <w:sz w:val="24"/>
+        </w:rPr>
+        <w:t>чо́гось</w:t>
+      </w:r>
+      <w:r>
+        <w:rPr>
+          <w:rFonts w:ascii="Times New Roman" w:hAnsi="Times New Roman"/>
+          <w:sz w:val="24"/>
+        </w:rPr>
+        <w:t xml:space="preserve"> </w:t>
+      </w:r>
+      <w:r>
+        <w:rPr>
+          <w:rFonts w:ascii="Times New Roman" w:hAnsi="Times New Roman"/>
+          <w:sz w:val="24"/>
+        </w:rPr>
+        <w:t>зло́го</w:t>
+      </w:r>
+      <w:r>
+        <w:rPr>
+          <w:rFonts w:ascii="Times New Roman" w:hAnsi="Times New Roman"/>
+          <w:sz w:val="24"/>
+        </w:rPr>
+        <w:t>.</w:t>
+      </w:r>
+    </w:p>
+    <w:p>
+      <w:pPr>
+        <w:pStyle w:val="a"/>
+        <w:spacing w:after="120"/>
+      </w:pPr>
+      <w:r>
+        <w:rPr>
+          <w:rFonts w:ascii="Times New Roman" w:hAnsi="Times New Roman"/>
+          <w:sz w:val="24"/>
+        </w:rPr>
+        <w:t xml:space="preserve">Ані </w:t>
+      </w:r>
+      <w:r>
+        <w:rPr>
+          <w:rFonts w:ascii="Times New Roman" w:hAnsi="Times New Roman"/>
+          <w:sz w:val="24"/>
+        </w:rPr>
+        <w:t>чини́ти</w:t>
+      </w:r>
+      <w:r>
+        <w:rPr>
+          <w:rFonts w:ascii="Times New Roman" w:hAnsi="Times New Roman"/>
+          <w:sz w:val="24"/>
+        </w:rPr>
+        <w:t xml:space="preserve"> лихі́ </w:t>
+      </w:r>
+      <w:r>
+        <w:rPr>
+          <w:rFonts w:ascii="Times New Roman" w:hAnsi="Times New Roman"/>
+          <w:sz w:val="24"/>
+        </w:rPr>
+        <w:t>вчи́нки</w:t>
+      </w:r>
+      <w:r>
+        <w:rPr>
+          <w:rFonts w:ascii="Times New Roman" w:hAnsi="Times New Roman"/>
+          <w:sz w:val="24"/>
+        </w:rPr>
+        <w:t xml:space="preserve"> з людьми́, що </w:t>
+      </w:r>
+      <w:r>
+        <w:rPr>
+          <w:rFonts w:ascii="Times New Roman" w:hAnsi="Times New Roman"/>
+          <w:sz w:val="24"/>
+        </w:rPr>
+        <w:t>тво́рять</w:t>
+      </w:r>
+      <w:r>
+        <w:rPr>
+          <w:rFonts w:ascii="Times New Roman" w:hAnsi="Times New Roman"/>
+          <w:sz w:val="24"/>
+        </w:rPr>
+        <w:t xml:space="preserve"> </w:t>
+      </w:r>
+      <w:r>
+        <w:rPr>
+          <w:rFonts w:ascii="Times New Roman" w:hAnsi="Times New Roman"/>
+          <w:sz w:val="24"/>
+        </w:rPr>
+        <w:t>беззако́ння</w:t>
+      </w:r>
+      <w:r>
+        <w:rPr>
+          <w:rFonts w:ascii="Times New Roman" w:hAnsi="Times New Roman"/>
+          <w:sz w:val="24"/>
+        </w:rPr>
+        <w:t xml:space="preserve">,* – ні </w:t>
+      </w:r>
+      <w:r>
+        <w:rPr>
+          <w:rFonts w:ascii="Times New Roman" w:hAnsi="Times New Roman"/>
+          <w:sz w:val="24"/>
+        </w:rPr>
+        <w:t>ла́сощів</w:t>
+      </w:r>
+      <w:r>
+        <w:rPr>
+          <w:rFonts w:ascii="Times New Roman" w:hAnsi="Times New Roman"/>
+          <w:sz w:val="24"/>
+        </w:rPr>
+        <w:t xml:space="preserve"> </w:t>
+      </w:r>
+      <w:r>
+        <w:rPr>
+          <w:rFonts w:ascii="Times New Roman" w:hAnsi="Times New Roman"/>
+          <w:sz w:val="24"/>
+        </w:rPr>
+        <w:t>ї́хніх</w:t>
+      </w:r>
+      <w:r>
+        <w:rPr>
+          <w:rFonts w:ascii="Times New Roman" w:hAnsi="Times New Roman"/>
+          <w:sz w:val="24"/>
+        </w:rPr>
+        <w:t xml:space="preserve"> я не </w:t>
+      </w:r>
+      <w:r>
+        <w:rPr>
+          <w:rFonts w:ascii="Times New Roman" w:hAnsi="Times New Roman"/>
+          <w:sz w:val="24"/>
+        </w:rPr>
+        <w:t>хо́чу</w:t>
+      </w:r>
+      <w:r>
+        <w:rPr>
+          <w:rFonts w:ascii="Times New Roman" w:hAnsi="Times New Roman"/>
+          <w:sz w:val="24"/>
+        </w:rPr>
+        <w:t xml:space="preserve"> </w:t>
+      </w:r>
+      <w:r>
+        <w:rPr>
+          <w:rFonts w:ascii="Times New Roman" w:hAnsi="Times New Roman"/>
+          <w:sz w:val="24"/>
+        </w:rPr>
+        <w:t>ї́сти</w:t>
+      </w:r>
+      <w:r>
+        <w:rPr>
+          <w:rFonts w:ascii="Times New Roman" w:hAnsi="Times New Roman"/>
+          <w:sz w:val="24"/>
+        </w:rPr>
+        <w:t>.</w:t>
+      </w:r>
+    </w:p>
+    <w:p>
+      <w:pPr>
+        <w:pStyle w:val="a"/>
+        <w:spacing w:after="120"/>
+      </w:pPr>
+      <w:r>
+        <w:rPr>
+          <w:rFonts w:ascii="Times New Roman" w:hAnsi="Times New Roman"/>
+          <w:sz w:val="24"/>
+        </w:rPr>
+        <w:t>Неха́й</w:t>
+      </w:r>
+      <w:r>
+        <w:rPr>
+          <w:rFonts w:ascii="Times New Roman" w:hAnsi="Times New Roman"/>
+          <w:sz w:val="24"/>
+        </w:rPr>
+        <w:t xml:space="preserve"> </w:t>
+      </w:r>
+      <w:r>
+        <w:rPr>
+          <w:rFonts w:ascii="Times New Roman" w:hAnsi="Times New Roman"/>
+          <w:sz w:val="24"/>
+        </w:rPr>
+        <w:t>пра́ведник</w:t>
+      </w:r>
+      <w:r>
+        <w:rPr>
+          <w:rFonts w:ascii="Times New Roman" w:hAnsi="Times New Roman"/>
+          <w:sz w:val="24"/>
+        </w:rPr>
+        <w:t xml:space="preserve"> </w:t>
+      </w:r>
+      <w:r>
+        <w:rPr>
+          <w:rFonts w:ascii="Times New Roman" w:hAnsi="Times New Roman"/>
+          <w:sz w:val="24"/>
+        </w:rPr>
+        <w:t>по-до́брому</w:t>
+      </w:r>
+      <w:r>
+        <w:rPr>
+          <w:rFonts w:ascii="Times New Roman" w:hAnsi="Times New Roman"/>
+          <w:sz w:val="24"/>
+        </w:rPr>
+        <w:t xml:space="preserve"> б’є мене́ й </w:t>
+      </w:r>
+      <w:r>
+        <w:rPr>
+          <w:rFonts w:ascii="Times New Roman" w:hAnsi="Times New Roman"/>
+          <w:sz w:val="24"/>
+        </w:rPr>
+        <w:t>виправля́є</w:t>
+      </w:r>
+      <w:r>
+        <w:rPr>
+          <w:rFonts w:ascii="Times New Roman" w:hAnsi="Times New Roman"/>
+          <w:sz w:val="24"/>
+        </w:rPr>
+        <w:t xml:space="preserve">,* а </w:t>
+      </w:r>
+      <w:r>
+        <w:rPr>
+          <w:rFonts w:ascii="Times New Roman" w:hAnsi="Times New Roman"/>
+          <w:sz w:val="24"/>
+        </w:rPr>
+        <w:t>олі́я</w:t>
+      </w:r>
+      <w:r>
+        <w:rPr>
+          <w:rFonts w:ascii="Times New Roman" w:hAnsi="Times New Roman"/>
+          <w:sz w:val="24"/>
+        </w:rPr>
+        <w:t xml:space="preserve"> </w:t>
+      </w:r>
+      <w:r>
+        <w:rPr>
+          <w:rFonts w:ascii="Times New Roman" w:hAnsi="Times New Roman"/>
+          <w:sz w:val="24"/>
+        </w:rPr>
+        <w:t>грі́шного</w:t>
+      </w:r>
+      <w:r>
+        <w:rPr>
+          <w:rFonts w:ascii="Times New Roman" w:hAnsi="Times New Roman"/>
+          <w:sz w:val="24"/>
+        </w:rPr>
+        <w:t xml:space="preserve"> </w:t>
+      </w:r>
+      <w:r>
+        <w:rPr>
+          <w:rFonts w:ascii="Times New Roman" w:hAnsi="Times New Roman"/>
+          <w:sz w:val="24"/>
+        </w:rPr>
+        <w:t>неха́й</w:t>
+      </w:r>
+      <w:r>
+        <w:rPr>
+          <w:rFonts w:ascii="Times New Roman" w:hAnsi="Times New Roman"/>
+          <w:sz w:val="24"/>
+        </w:rPr>
+        <w:t xml:space="preserve"> не </w:t>
+      </w:r>
+      <w:r>
+        <w:rPr>
+          <w:rFonts w:ascii="Times New Roman" w:hAnsi="Times New Roman"/>
+          <w:sz w:val="24"/>
+        </w:rPr>
+        <w:t>нама́стить</w:t>
+      </w:r>
+      <w:r>
+        <w:rPr>
+          <w:rFonts w:ascii="Times New Roman" w:hAnsi="Times New Roman"/>
+          <w:sz w:val="24"/>
+        </w:rPr>
+        <w:t xml:space="preserve"> голови́ </w:t>
+      </w:r>
+      <w:r>
+        <w:rPr>
+          <w:rFonts w:ascii="Times New Roman" w:hAnsi="Times New Roman"/>
+          <w:sz w:val="24"/>
+        </w:rPr>
+        <w:t>моє́ї</w:t>
+      </w:r>
+      <w:r>
+        <w:rPr>
+          <w:rFonts w:ascii="Times New Roman" w:hAnsi="Times New Roman"/>
+          <w:sz w:val="24"/>
+        </w:rPr>
+        <w:t>.</w:t>
+      </w:r>
+    </w:p>
+    <w:p>
+      <w:pPr>
+        <w:pStyle w:val="a"/>
+        <w:spacing w:after="120"/>
+      </w:pPr>
+      <w:r>
+        <w:rPr>
+          <w:rFonts w:ascii="Times New Roman" w:hAnsi="Times New Roman"/>
+          <w:sz w:val="24"/>
+        </w:rPr>
+        <w:t xml:space="preserve">Я все-таки́ </w:t>
+      </w:r>
+      <w:r>
+        <w:rPr>
+          <w:rFonts w:ascii="Times New Roman" w:hAnsi="Times New Roman"/>
+          <w:sz w:val="24"/>
+        </w:rPr>
+        <w:t>моли́тимусь</w:t>
+      </w:r>
+      <w:r>
+        <w:rPr>
+          <w:rFonts w:ascii="Times New Roman" w:hAnsi="Times New Roman"/>
+          <w:sz w:val="24"/>
+        </w:rPr>
+        <w:t xml:space="preserve">,* </w:t>
+      </w:r>
+      <w:r>
+        <w:rPr>
+          <w:rFonts w:ascii="Times New Roman" w:hAnsi="Times New Roman"/>
+          <w:sz w:val="24"/>
+        </w:rPr>
+        <w:t>незважа́ючи</w:t>
+      </w:r>
+      <w:r>
+        <w:rPr>
+          <w:rFonts w:ascii="Times New Roman" w:hAnsi="Times New Roman"/>
+          <w:sz w:val="24"/>
+        </w:rPr>
+        <w:t xml:space="preserve"> на </w:t>
+      </w:r>
+      <w:r>
+        <w:rPr>
+          <w:rFonts w:ascii="Times New Roman" w:hAnsi="Times New Roman"/>
+          <w:sz w:val="24"/>
+        </w:rPr>
+        <w:t>ї́хні</w:t>
+      </w:r>
+      <w:r>
+        <w:rPr>
+          <w:rFonts w:ascii="Times New Roman" w:hAnsi="Times New Roman"/>
+          <w:sz w:val="24"/>
+        </w:rPr>
+        <w:t xml:space="preserve"> злі </w:t>
+      </w:r>
+      <w:r>
+        <w:rPr>
+          <w:rFonts w:ascii="Times New Roman" w:hAnsi="Times New Roman"/>
+          <w:sz w:val="24"/>
+        </w:rPr>
+        <w:t>вчи́нки</w:t>
+      </w:r>
+      <w:r>
+        <w:rPr>
+          <w:rFonts w:ascii="Times New Roman" w:hAnsi="Times New Roman"/>
+          <w:sz w:val="24"/>
+        </w:rPr>
+        <w:t>.</w:t>
+      </w:r>
+    </w:p>
+    <w:p>
+      <w:pPr>
+        <w:pStyle w:val="a"/>
+        <w:spacing w:after="120"/>
+      </w:pPr>
+      <w:r>
+        <w:rPr>
+          <w:rFonts w:ascii="Times New Roman" w:hAnsi="Times New Roman"/>
+          <w:sz w:val="24"/>
+        </w:rPr>
+        <w:t xml:space="preserve">Якщо́ </w:t>
+      </w:r>
+      <w:r>
+        <w:rPr>
+          <w:rFonts w:ascii="Times New Roman" w:hAnsi="Times New Roman"/>
+          <w:sz w:val="24"/>
+        </w:rPr>
+        <w:t>су́ддів</w:t>
+      </w:r>
+      <w:r>
+        <w:rPr>
+          <w:rFonts w:ascii="Times New Roman" w:hAnsi="Times New Roman"/>
+          <w:sz w:val="24"/>
+        </w:rPr>
+        <w:t xml:space="preserve"> </w:t>
+      </w:r>
+      <w:r>
+        <w:rPr>
+          <w:rFonts w:ascii="Times New Roman" w:hAnsi="Times New Roman"/>
+          <w:sz w:val="24"/>
+        </w:rPr>
+        <w:t>ї́хніх</w:t>
+      </w:r>
+      <w:r>
+        <w:rPr>
+          <w:rFonts w:ascii="Times New Roman" w:hAnsi="Times New Roman"/>
+          <w:sz w:val="24"/>
+        </w:rPr>
+        <w:t xml:space="preserve"> </w:t>
+      </w:r>
+      <w:r>
+        <w:rPr>
+          <w:rFonts w:ascii="Times New Roman" w:hAnsi="Times New Roman"/>
+          <w:sz w:val="24"/>
+        </w:rPr>
+        <w:t>ски́нуть</w:t>
+      </w:r>
+      <w:r>
+        <w:rPr>
+          <w:rFonts w:ascii="Times New Roman" w:hAnsi="Times New Roman"/>
+          <w:sz w:val="24"/>
+        </w:rPr>
+        <w:t xml:space="preserve"> в </w:t>
+      </w:r>
+      <w:r>
+        <w:rPr>
+          <w:rFonts w:ascii="Times New Roman" w:hAnsi="Times New Roman"/>
+          <w:sz w:val="24"/>
+        </w:rPr>
+        <w:t>уще́лини</w:t>
+      </w:r>
+      <w:r>
+        <w:rPr>
+          <w:rFonts w:ascii="Times New Roman" w:hAnsi="Times New Roman"/>
+          <w:sz w:val="24"/>
+        </w:rPr>
+        <w:t xml:space="preserve"> </w:t>
+      </w:r>
+      <w:r>
+        <w:rPr>
+          <w:rFonts w:ascii="Times New Roman" w:hAnsi="Times New Roman"/>
+          <w:sz w:val="24"/>
+        </w:rPr>
+        <w:t>ске́лі</w:t>
+      </w:r>
+      <w:r>
+        <w:rPr>
+          <w:rFonts w:ascii="Times New Roman" w:hAnsi="Times New Roman"/>
+          <w:sz w:val="24"/>
+        </w:rPr>
+        <w:t xml:space="preserve">,* то </w:t>
+      </w:r>
+      <w:r>
+        <w:rPr>
+          <w:rFonts w:ascii="Times New Roman" w:hAnsi="Times New Roman"/>
+          <w:sz w:val="24"/>
+        </w:rPr>
+        <w:t>почу́ють</w:t>
+      </w:r>
+      <w:r>
+        <w:rPr>
+          <w:rFonts w:ascii="Times New Roman" w:hAnsi="Times New Roman"/>
+          <w:sz w:val="24"/>
+        </w:rPr>
+        <w:t xml:space="preserve">, що слова́ мої́ </w:t>
+      </w:r>
+      <w:r>
+        <w:rPr>
+          <w:rFonts w:ascii="Times New Roman" w:hAnsi="Times New Roman"/>
+          <w:sz w:val="24"/>
+        </w:rPr>
+        <w:t>лю́бі</w:t>
+      </w:r>
+      <w:r>
+        <w:rPr>
+          <w:rFonts w:ascii="Times New Roman" w:hAnsi="Times New Roman"/>
+          <w:sz w:val="24"/>
+        </w:rPr>
+        <w:t>.</w:t>
+      </w:r>
+    </w:p>
+    <w:p>
+      <w:pPr>
+        <w:pStyle w:val="a"/>
+        <w:spacing w:after="120"/>
+      </w:pPr>
+      <w:r>
+        <w:rPr>
+          <w:rFonts w:ascii="Times New Roman" w:hAnsi="Times New Roman"/>
+          <w:sz w:val="24"/>
+        </w:rPr>
+        <w:t>Немо́вби</w:t>
+      </w:r>
+      <w:r>
+        <w:rPr>
+          <w:rFonts w:ascii="Times New Roman" w:hAnsi="Times New Roman"/>
+          <w:sz w:val="24"/>
+        </w:rPr>
+        <w:t xml:space="preserve"> хтось </w:t>
+      </w:r>
+      <w:r>
+        <w:rPr>
+          <w:rFonts w:ascii="Times New Roman" w:hAnsi="Times New Roman"/>
+          <w:sz w:val="24"/>
+        </w:rPr>
+        <w:t>розби́в</w:t>
+      </w:r>
+      <w:r>
+        <w:rPr>
+          <w:rFonts w:ascii="Times New Roman" w:hAnsi="Times New Roman"/>
+          <w:sz w:val="24"/>
+        </w:rPr>
+        <w:t xml:space="preserve"> і </w:t>
+      </w:r>
+      <w:r>
+        <w:rPr>
+          <w:rFonts w:ascii="Times New Roman" w:hAnsi="Times New Roman"/>
+          <w:sz w:val="24"/>
+        </w:rPr>
+        <w:t>розри́в</w:t>
+      </w:r>
+      <w:r>
+        <w:rPr>
+          <w:rFonts w:ascii="Times New Roman" w:hAnsi="Times New Roman"/>
+          <w:sz w:val="24"/>
+        </w:rPr>
+        <w:t xml:space="preserve"> </w:t>
+      </w:r>
+      <w:r>
+        <w:rPr>
+          <w:rFonts w:ascii="Times New Roman" w:hAnsi="Times New Roman"/>
+          <w:sz w:val="24"/>
+        </w:rPr>
+        <w:t>зе́млю</w:t>
+      </w:r>
+      <w:r>
+        <w:rPr>
+          <w:rFonts w:ascii="Times New Roman" w:hAnsi="Times New Roman"/>
+          <w:sz w:val="24"/>
+        </w:rPr>
+        <w:t xml:space="preserve">,* </w:t>
+      </w:r>
+      <w:r>
+        <w:rPr>
+          <w:rFonts w:ascii="Times New Roman" w:hAnsi="Times New Roman"/>
+          <w:sz w:val="24"/>
+        </w:rPr>
+        <w:t>розки́дано</w:t>
+      </w:r>
+      <w:r>
+        <w:rPr>
+          <w:rFonts w:ascii="Times New Roman" w:hAnsi="Times New Roman"/>
+          <w:sz w:val="24"/>
+        </w:rPr>
+        <w:t xml:space="preserve"> </w:t>
+      </w:r>
+      <w:r>
+        <w:rPr>
+          <w:rFonts w:ascii="Times New Roman" w:hAnsi="Times New Roman"/>
+          <w:sz w:val="24"/>
+        </w:rPr>
+        <w:t>ї́хні</w:t>
+      </w:r>
+      <w:r>
+        <w:rPr>
+          <w:rFonts w:ascii="Times New Roman" w:hAnsi="Times New Roman"/>
+          <w:sz w:val="24"/>
+        </w:rPr>
+        <w:t xml:space="preserve"> </w:t>
+      </w:r>
+      <w:r>
+        <w:rPr>
+          <w:rFonts w:ascii="Times New Roman" w:hAnsi="Times New Roman"/>
+          <w:sz w:val="24"/>
+        </w:rPr>
+        <w:t>ко́сті</w:t>
+      </w:r>
+      <w:r>
+        <w:rPr>
+          <w:rFonts w:ascii="Times New Roman" w:hAnsi="Times New Roman"/>
+          <w:sz w:val="24"/>
+        </w:rPr>
+        <w:t xml:space="preserve"> </w:t>
+      </w:r>
+      <w:r>
+        <w:rPr>
+          <w:rFonts w:ascii="Times New Roman" w:hAnsi="Times New Roman"/>
+          <w:sz w:val="24"/>
+        </w:rPr>
+        <w:t>пе́ред</w:t>
+      </w:r>
+      <w:r>
+        <w:rPr>
+          <w:rFonts w:ascii="Times New Roman" w:hAnsi="Times New Roman"/>
+          <w:sz w:val="24"/>
+        </w:rPr>
+        <w:t xml:space="preserve"> </w:t>
+      </w:r>
+      <w:r>
+        <w:rPr>
+          <w:rFonts w:ascii="Times New Roman" w:hAnsi="Times New Roman"/>
+          <w:sz w:val="24"/>
+        </w:rPr>
+        <w:t>а́дом</w:t>
+      </w:r>
+      <w:r>
+        <w:rPr>
+          <w:rFonts w:ascii="Times New Roman" w:hAnsi="Times New Roman"/>
+          <w:sz w:val="24"/>
+        </w:rPr>
+        <w:t>.</w:t>
+      </w:r>
+    </w:p>
+    <w:p>
+      <w:pPr>
+        <w:pStyle w:val="a"/>
+        <w:spacing w:after="120"/>
+      </w:pPr>
+      <w:r>
+        <w:rPr>
+          <w:rFonts w:ascii="Times New Roman" w:hAnsi="Times New Roman"/>
+          <w:sz w:val="24"/>
+        </w:rPr>
+        <w:t xml:space="preserve">Бо до </w:t>
+      </w:r>
+      <w:r>
+        <w:rPr>
+          <w:rFonts w:ascii="Times New Roman" w:hAnsi="Times New Roman"/>
+          <w:sz w:val="24"/>
+        </w:rPr>
+        <w:t>Те́бе</w:t>
+      </w:r>
+      <w:r>
+        <w:rPr>
+          <w:rFonts w:ascii="Times New Roman" w:hAnsi="Times New Roman"/>
+          <w:sz w:val="24"/>
+        </w:rPr>
+        <w:t xml:space="preserve">, </w:t>
+      </w:r>
+      <w:r>
+        <w:rPr>
+          <w:rFonts w:ascii="Times New Roman" w:hAnsi="Times New Roman"/>
+          <w:sz w:val="24"/>
+        </w:rPr>
+        <w:t>Го́споди</w:t>
+      </w:r>
+      <w:r>
+        <w:rPr>
+          <w:rFonts w:ascii="Times New Roman" w:hAnsi="Times New Roman"/>
+          <w:sz w:val="24"/>
+        </w:rPr>
+        <w:t xml:space="preserve">, мій </w:t>
+      </w:r>
+      <w:r>
+        <w:rPr>
+          <w:rFonts w:ascii="Times New Roman" w:hAnsi="Times New Roman"/>
+          <w:sz w:val="24"/>
+        </w:rPr>
+        <w:t>Бо́же</w:t>
+      </w:r>
+      <w:r>
+        <w:rPr>
+          <w:rFonts w:ascii="Times New Roman" w:hAnsi="Times New Roman"/>
+          <w:sz w:val="24"/>
+        </w:rPr>
+        <w:t xml:space="preserve">, мої́ </w:t>
+      </w:r>
+      <w:r>
+        <w:rPr>
+          <w:rFonts w:ascii="Times New Roman" w:hAnsi="Times New Roman"/>
+          <w:sz w:val="24"/>
+        </w:rPr>
+        <w:t>о́чі</w:t>
+      </w:r>
+      <w:r>
+        <w:rPr>
+          <w:rFonts w:ascii="Times New Roman" w:hAnsi="Times New Roman"/>
+          <w:sz w:val="24"/>
+        </w:rPr>
+        <w:t xml:space="preserve">;* до </w:t>
+      </w:r>
+      <w:r>
+        <w:rPr>
+          <w:rFonts w:ascii="Times New Roman" w:hAnsi="Times New Roman"/>
+          <w:sz w:val="24"/>
+        </w:rPr>
+        <w:t>Те́бе</w:t>
+      </w:r>
+      <w:r>
+        <w:rPr>
+          <w:rFonts w:ascii="Times New Roman" w:hAnsi="Times New Roman"/>
+          <w:sz w:val="24"/>
+        </w:rPr>
+        <w:t xml:space="preserve"> </w:t>
+      </w:r>
+      <w:r>
+        <w:rPr>
+          <w:rFonts w:ascii="Times New Roman" w:hAnsi="Times New Roman"/>
+          <w:sz w:val="24"/>
+        </w:rPr>
+        <w:t>прибіга́ю</w:t>
+      </w:r>
+      <w:r>
+        <w:rPr>
+          <w:rFonts w:ascii="Times New Roman" w:hAnsi="Times New Roman"/>
+          <w:sz w:val="24"/>
+        </w:rPr>
+        <w:t xml:space="preserve">, не губи́ душі́ </w:t>
+      </w:r>
+      <w:r>
+        <w:rPr>
+          <w:rFonts w:ascii="Times New Roman" w:hAnsi="Times New Roman"/>
+          <w:sz w:val="24"/>
+        </w:rPr>
+        <w:t>моє́ї</w:t>
+      </w:r>
+      <w:r>
+        <w:rPr>
+          <w:rFonts w:ascii="Times New Roman" w:hAnsi="Times New Roman"/>
+          <w:sz w:val="24"/>
+        </w:rPr>
+        <w:t>.</w:t>
+      </w:r>
+    </w:p>
+    <w:p>
+      <w:pPr>
+        <w:pStyle w:val="a"/>
+        <w:spacing w:after="120"/>
+      </w:pPr>
+      <w:r>
+        <w:rPr>
+          <w:rFonts w:ascii="Times New Roman" w:hAnsi="Times New Roman"/>
+          <w:sz w:val="24"/>
+        </w:rPr>
+        <w:t xml:space="preserve">Збережи́ мене́ від </w:t>
+      </w:r>
+      <w:r>
+        <w:rPr>
+          <w:rFonts w:ascii="Times New Roman" w:hAnsi="Times New Roman"/>
+          <w:sz w:val="24"/>
+        </w:rPr>
+        <w:t>пе́тлі</w:t>
+      </w:r>
+      <w:r>
+        <w:rPr>
+          <w:rFonts w:ascii="Times New Roman" w:hAnsi="Times New Roman"/>
+          <w:sz w:val="24"/>
+        </w:rPr>
+        <w:t xml:space="preserve">, що її́ </w:t>
+      </w:r>
+      <w:r>
+        <w:rPr>
+          <w:rFonts w:ascii="Times New Roman" w:hAnsi="Times New Roman"/>
+          <w:sz w:val="24"/>
+        </w:rPr>
+        <w:t>наста́вили</w:t>
+      </w:r>
+      <w:r>
+        <w:rPr>
+          <w:rFonts w:ascii="Times New Roman" w:hAnsi="Times New Roman"/>
+          <w:sz w:val="24"/>
+        </w:rPr>
+        <w:t xml:space="preserve"> на </w:t>
+      </w:r>
+      <w:r>
+        <w:rPr>
+          <w:rFonts w:ascii="Times New Roman" w:hAnsi="Times New Roman"/>
+          <w:sz w:val="24"/>
+        </w:rPr>
+        <w:t>ме́не</w:t>
+      </w:r>
+      <w:r>
+        <w:rPr>
+          <w:rFonts w:ascii="Times New Roman" w:hAnsi="Times New Roman"/>
+          <w:sz w:val="24"/>
+        </w:rPr>
+        <w:t xml:space="preserve">,* і від сильця́ тих, що </w:t>
+      </w:r>
+      <w:r>
+        <w:rPr>
+          <w:rFonts w:ascii="Times New Roman" w:hAnsi="Times New Roman"/>
+          <w:sz w:val="24"/>
+        </w:rPr>
+        <w:t>тво́рять</w:t>
+      </w:r>
+      <w:r>
+        <w:rPr>
+          <w:rFonts w:ascii="Times New Roman" w:hAnsi="Times New Roman"/>
+          <w:sz w:val="24"/>
+        </w:rPr>
+        <w:t xml:space="preserve"> </w:t>
+      </w:r>
+      <w:r>
+        <w:rPr>
+          <w:rFonts w:ascii="Times New Roman" w:hAnsi="Times New Roman"/>
+          <w:sz w:val="24"/>
+        </w:rPr>
+        <w:t>беззако́ння</w:t>
+      </w:r>
+      <w:r>
+        <w:rPr>
+          <w:rFonts w:ascii="Times New Roman" w:hAnsi="Times New Roman"/>
+          <w:sz w:val="24"/>
+        </w:rPr>
+        <w:t>.</w:t>
+      </w:r>
+    </w:p>
+    <w:p>
+      <w:pPr>
+        <w:pStyle w:val="a"/>
+        <w:spacing w:after="120"/>
+      </w:pPr>
+      <w:r>
+        <w:rPr>
+          <w:rFonts w:ascii="Times New Roman" w:hAnsi="Times New Roman"/>
+          <w:sz w:val="24"/>
+        </w:rPr>
+        <w:t>Неха́й</w:t>
+      </w:r>
+      <w:r>
+        <w:rPr>
+          <w:rFonts w:ascii="Times New Roman" w:hAnsi="Times New Roman"/>
+          <w:sz w:val="24"/>
+        </w:rPr>
+        <w:t xml:space="preserve"> </w:t>
+      </w:r>
+      <w:r>
+        <w:rPr>
+          <w:rFonts w:ascii="Times New Roman" w:hAnsi="Times New Roman"/>
+          <w:sz w:val="24"/>
+        </w:rPr>
+        <w:t>грі́шники</w:t>
+      </w:r>
+      <w:r>
+        <w:rPr>
+          <w:rFonts w:ascii="Times New Roman" w:hAnsi="Times New Roman"/>
+          <w:sz w:val="24"/>
+        </w:rPr>
+        <w:t xml:space="preserve"> </w:t>
+      </w:r>
+      <w:r>
+        <w:rPr>
+          <w:rFonts w:ascii="Times New Roman" w:hAnsi="Times New Roman"/>
+          <w:sz w:val="24"/>
+        </w:rPr>
+        <w:t>впаду́ть</w:t>
+      </w:r>
+      <w:r>
+        <w:rPr>
+          <w:rFonts w:ascii="Times New Roman" w:hAnsi="Times New Roman"/>
+          <w:sz w:val="24"/>
+        </w:rPr>
+        <w:t xml:space="preserve"> у </w:t>
+      </w:r>
+      <w:r>
+        <w:rPr>
+          <w:rFonts w:ascii="Times New Roman" w:hAnsi="Times New Roman"/>
+          <w:sz w:val="24"/>
+        </w:rPr>
+        <w:t>вла́сні</w:t>
+      </w:r>
+      <w:r>
+        <w:rPr>
+          <w:rFonts w:ascii="Times New Roman" w:hAnsi="Times New Roman"/>
+          <w:sz w:val="24"/>
+        </w:rPr>
+        <w:t xml:space="preserve"> </w:t>
+      </w:r>
+      <w:r>
+        <w:rPr>
+          <w:rFonts w:ascii="Times New Roman" w:hAnsi="Times New Roman"/>
+          <w:sz w:val="24"/>
+        </w:rPr>
+        <w:t>сі́ті</w:t>
+      </w:r>
+      <w:r>
+        <w:rPr>
+          <w:rFonts w:ascii="Times New Roman" w:hAnsi="Times New Roman"/>
+          <w:sz w:val="24"/>
+        </w:rPr>
+        <w:t xml:space="preserve"> всі </w:t>
+      </w:r>
+      <w:r>
+        <w:rPr>
+          <w:rFonts w:ascii="Times New Roman" w:hAnsi="Times New Roman"/>
+          <w:sz w:val="24"/>
+        </w:rPr>
+        <w:t>ра́зом</w:t>
+      </w:r>
+      <w:r>
+        <w:rPr>
+          <w:rFonts w:ascii="Times New Roman" w:hAnsi="Times New Roman"/>
+          <w:sz w:val="24"/>
+        </w:rPr>
+        <w:t xml:space="preserve">,* а я пройду́ </w:t>
+      </w:r>
+      <w:r>
+        <w:rPr>
+          <w:rFonts w:ascii="Times New Roman" w:hAnsi="Times New Roman"/>
+          <w:sz w:val="24"/>
+        </w:rPr>
+        <w:t>безпе́чно</w:t>
+      </w:r>
+      <w:r>
+        <w:rPr>
+          <w:rFonts w:ascii="Times New Roman" w:hAnsi="Times New Roman"/>
+          <w:sz w:val="24"/>
+        </w:rPr>
+        <w:t>.</w:t>
+      </w:r>
+    </w:p>
+    <w:p>
+      <w:pPr>
+        <w:pStyle w:val="a"/>
+        <w:spacing w:after="120"/>
+      </w:pPr>
+      <w:r>
         <w:rPr>
           <w:rFonts w:ascii="Times New Roman" w:hAnsi="Times New Roman"/>
           <w:b/>
           <w:i/>
           <w:color w:val="FF0000"/>
           <w:sz w:val="24"/>
-          <w:szCs w:val="24"/>
-        </w:rPr>
-      </w:pPr>
-      <w:r>
-        <w:rPr>
-          <w:rFonts w:ascii="Times New Roman" w:hAnsi="Times New Roman"/>
-          <w:b/>
-          <w:i/>
-          <w:color w:val="FF0000"/>
-          <w:sz w:val="24"/>
-          <w:szCs w:val="24"/>
         </w:rPr>
         <w:t>Псалом 141</w:t>
       </w:r>
     </w:p>
     <w:p>
       <w:pPr>
-        <w:spacing w:after="120"/>
-        <w:jc w:val="both"/>
-        <w:rPr>
-          <w:rFonts w:ascii="Times New Roman" w:hAnsi="Times New Roman"/>
-          <w:sz w:val="24"/>
-          <w:szCs w:val="24"/>
-        </w:rPr>
-      </w:pPr>
-      <w:r>
-        <w:rPr>
-          <w:rFonts w:ascii="Times New Roman" w:hAnsi="Times New Roman"/>
-          <w:sz w:val="24"/>
-          <w:szCs w:val="24"/>
-        </w:rPr>
-        <w:t>Я голосом моїм до Господа взиваю,* я голосом моїм до Господа молюся.</w:t>
-      </w:r>
-    </w:p>
-    <w:p>
-      <w:pPr>
-        <w:spacing w:after="120"/>
-        <w:jc w:val="both"/>
-        <w:rPr>
-          <w:rFonts w:ascii="Times New Roman" w:hAnsi="Times New Roman"/>
-          <w:sz w:val="24"/>
-          <w:szCs w:val="24"/>
-        </w:rPr>
-      </w:pPr>
-      <w:r>
-        <w:rPr>
-          <w:rFonts w:ascii="Times New Roman" w:hAnsi="Times New Roman"/>
-          <w:sz w:val="24"/>
-          <w:szCs w:val="24"/>
-        </w:rPr>
-        <w:t xml:space="preserve">Скаргу мою перед ним виливаю,* мою скруту йому </w:t>
-      </w:r>
-      <w:r>
-        <w:rPr>
-          <w:rFonts w:ascii="Times New Roman" w:hAnsi="Times New Roman"/>
-          <w:sz w:val="24"/>
-          <w:szCs w:val="24"/>
-        </w:rPr>
-        <w:t>я виявляю.</w:t>
-      </w:r>
-    </w:p>
-    <w:p>
-      <w:pPr>
-        <w:spacing w:after="120"/>
-        <w:jc w:val="both"/>
-        <w:rPr>
-          <w:rFonts w:ascii="Times New Roman" w:hAnsi="Times New Roman"/>
-          <w:sz w:val="24"/>
-          <w:szCs w:val="24"/>
-        </w:rPr>
-      </w:pPr>
-      <w:r>
-        <w:rPr>
-          <w:rFonts w:ascii="Times New Roman" w:hAnsi="Times New Roman"/>
-          <w:sz w:val="24"/>
-          <w:szCs w:val="24"/>
-        </w:rPr>
-        <w:t>Коли тривожиться в мені дух мій, ти знаєш мою стежку.* На дорозі, де я ступаю, тайно розставили сильце на мене.</w:t>
-      </w:r>
-    </w:p>
-    <w:p>
-      <w:pPr>
-        <w:spacing w:after="120"/>
-        <w:jc w:val="both"/>
-        <w:rPr>
-          <w:rFonts w:ascii="Times New Roman" w:hAnsi="Times New Roman"/>
-          <w:sz w:val="24"/>
-          <w:szCs w:val="24"/>
-        </w:rPr>
-      </w:pPr>
-      <w:r>
-        <w:rPr>
-          <w:rFonts w:ascii="Times New Roman" w:hAnsi="Times New Roman"/>
-          <w:sz w:val="24"/>
-          <w:szCs w:val="24"/>
-        </w:rPr>
-        <w:t>Поглянь праворуч і подивися:* нема нікого, хто дбав би за мене.</w:t>
-      </w:r>
-    </w:p>
-    <w:p>
-      <w:pPr>
-        <w:spacing w:after="120"/>
-        <w:jc w:val="both"/>
-        <w:rPr>
-          <w:rFonts w:ascii="Times New Roman" w:hAnsi="Times New Roman"/>
-          <w:sz w:val="24"/>
-          <w:szCs w:val="24"/>
-        </w:rPr>
-      </w:pPr>
-      <w:r>
-        <w:rPr>
-          <w:rFonts w:ascii="Times New Roman" w:hAnsi="Times New Roman"/>
-          <w:sz w:val="24"/>
-          <w:szCs w:val="24"/>
-        </w:rPr>
-        <w:t>Нема куди мені втікати,* нема нікого, хто піклувався би мною.</w:t>
-      </w:r>
-    </w:p>
-    <w:p>
-      <w:pPr>
-        <w:spacing w:after="120"/>
-        <w:jc w:val="both"/>
-        <w:rPr>
-          <w:rFonts w:ascii="Times New Roman" w:hAnsi="Times New Roman"/>
-          <w:sz w:val="24"/>
-          <w:szCs w:val="24"/>
-        </w:rPr>
-      </w:pPr>
-      <w:r>
-        <w:rPr>
-          <w:rFonts w:ascii="Times New Roman" w:eastAsia="Gungsuh" w:hAnsi="Times New Roman"/>
-          <w:sz w:val="24"/>
-          <w:szCs w:val="24"/>
-        </w:rPr>
-        <w:t>До тебе</w:t>
-      </w:r>
-      <w:r>
-        <w:rPr>
-          <w:rFonts w:ascii="Times New Roman" w:eastAsia="Gungsuh" w:hAnsi="Times New Roman"/>
-          <w:sz w:val="24"/>
-          <w:szCs w:val="24"/>
-        </w:rPr>
-        <w:t>, Господи, взиваю й кажу:* Ти моє прибіжище, в землі живих ти − моя доля!</w:t>
-      </w:r>
-    </w:p>
-    <w:p>
-      <w:pPr>
-        <w:spacing w:after="120"/>
-        <w:jc w:val="both"/>
-        <w:rPr>
-          <w:rFonts w:ascii="Times New Roman" w:hAnsi="Times New Roman"/>
-          <w:sz w:val="24"/>
-          <w:szCs w:val="24"/>
-        </w:rPr>
-      </w:pPr>
-      <w:r>
-        <w:rPr>
-          <w:rFonts w:ascii="Times New Roman" w:hAnsi="Times New Roman"/>
-          <w:sz w:val="24"/>
-          <w:szCs w:val="24"/>
-        </w:rPr>
-        <w:t>Зверни увагу на моє благання,* бо я вельми нещасний.</w:t>
-      </w:r>
-    </w:p>
-    <w:p>
-      <w:pPr>
-        <w:spacing w:after="120"/>
-        <w:jc w:val="both"/>
-        <w:rPr>
-          <w:rFonts w:ascii="Times New Roman" w:hAnsi="Times New Roman"/>
-          <w:sz w:val="24"/>
-          <w:szCs w:val="24"/>
-        </w:rPr>
-      </w:pPr>
-      <w:r>
-        <w:rPr>
-          <w:rFonts w:ascii="Times New Roman" w:hAnsi="Times New Roman"/>
-          <w:sz w:val="24"/>
-          <w:szCs w:val="24"/>
-        </w:rPr>
-        <w:t>Спаси мене від гонителів моїх,* бо вони сильніші від мене.</w:t>
+        <w:pStyle w:val="a"/>
+        <w:spacing w:after="120"/>
+      </w:pPr>
+      <w:r>
+        <w:rPr>
+          <w:rFonts w:ascii="Times New Roman" w:hAnsi="Times New Roman"/>
+          <w:sz w:val="24"/>
+        </w:rPr>
+        <w:t xml:space="preserve">Я </w:t>
+      </w:r>
+      <w:r>
+        <w:rPr>
+          <w:rFonts w:ascii="Times New Roman" w:hAnsi="Times New Roman"/>
+          <w:sz w:val="24"/>
+        </w:rPr>
+        <w:t>го́лосом</w:t>
+      </w:r>
+      <w:r>
+        <w:rPr>
+          <w:rFonts w:ascii="Times New Roman" w:hAnsi="Times New Roman"/>
+          <w:sz w:val="24"/>
+        </w:rPr>
+        <w:t xml:space="preserve"> </w:t>
+      </w:r>
+      <w:r>
+        <w:rPr>
+          <w:rFonts w:ascii="Times New Roman" w:hAnsi="Times New Roman"/>
+          <w:sz w:val="24"/>
+        </w:rPr>
+        <w:t>мої́м</w:t>
+      </w:r>
+      <w:r>
+        <w:rPr>
+          <w:rFonts w:ascii="Times New Roman" w:hAnsi="Times New Roman"/>
+          <w:sz w:val="24"/>
+        </w:rPr>
+        <w:t xml:space="preserve"> до </w:t>
+      </w:r>
+      <w:r>
+        <w:rPr>
+          <w:rFonts w:ascii="Times New Roman" w:hAnsi="Times New Roman"/>
+          <w:sz w:val="24"/>
+        </w:rPr>
+        <w:t>Го́спода</w:t>
+      </w:r>
+      <w:r>
+        <w:rPr>
+          <w:rFonts w:ascii="Times New Roman" w:hAnsi="Times New Roman"/>
+          <w:sz w:val="24"/>
+        </w:rPr>
+        <w:t xml:space="preserve"> </w:t>
+      </w:r>
+      <w:r>
+        <w:rPr>
+          <w:rFonts w:ascii="Times New Roman" w:hAnsi="Times New Roman"/>
+          <w:sz w:val="24"/>
+        </w:rPr>
+        <w:t>взива́ю</w:t>
+      </w:r>
+      <w:r>
+        <w:rPr>
+          <w:rFonts w:ascii="Times New Roman" w:hAnsi="Times New Roman"/>
+          <w:sz w:val="24"/>
+        </w:rPr>
+        <w:t xml:space="preserve">,* я </w:t>
+      </w:r>
+      <w:r>
+        <w:rPr>
+          <w:rFonts w:ascii="Times New Roman" w:hAnsi="Times New Roman"/>
+          <w:sz w:val="24"/>
+        </w:rPr>
+        <w:t>го́лосом</w:t>
+      </w:r>
+      <w:r>
+        <w:rPr>
+          <w:rFonts w:ascii="Times New Roman" w:hAnsi="Times New Roman"/>
+          <w:sz w:val="24"/>
+        </w:rPr>
+        <w:t xml:space="preserve"> </w:t>
+      </w:r>
+      <w:r>
+        <w:rPr>
+          <w:rFonts w:ascii="Times New Roman" w:hAnsi="Times New Roman"/>
+          <w:sz w:val="24"/>
+        </w:rPr>
+        <w:t>мої́м</w:t>
+      </w:r>
+      <w:r>
+        <w:rPr>
+          <w:rFonts w:ascii="Times New Roman" w:hAnsi="Times New Roman"/>
+          <w:sz w:val="24"/>
+        </w:rPr>
+        <w:t xml:space="preserve"> до </w:t>
+      </w:r>
+      <w:r>
+        <w:rPr>
+          <w:rFonts w:ascii="Times New Roman" w:hAnsi="Times New Roman"/>
+          <w:sz w:val="24"/>
+        </w:rPr>
+        <w:t>Го́спода</w:t>
+      </w:r>
+      <w:r>
+        <w:rPr>
+          <w:rFonts w:ascii="Times New Roman" w:hAnsi="Times New Roman"/>
+          <w:sz w:val="24"/>
+        </w:rPr>
+        <w:t xml:space="preserve"> </w:t>
+      </w:r>
+      <w:r>
+        <w:rPr>
+          <w:rFonts w:ascii="Times New Roman" w:hAnsi="Times New Roman"/>
+          <w:sz w:val="24"/>
+        </w:rPr>
+        <w:t>молю́ся</w:t>
+      </w:r>
+      <w:r>
+        <w:rPr>
+          <w:rFonts w:ascii="Times New Roman" w:hAnsi="Times New Roman"/>
+          <w:sz w:val="24"/>
+        </w:rPr>
+        <w:t>.</w:t>
+      </w:r>
+    </w:p>
+    <w:p>
+      <w:pPr>
+        <w:pStyle w:val="a"/>
+        <w:spacing w:after="120"/>
+      </w:pPr>
+      <w:r>
+        <w:rPr>
+          <w:rFonts w:ascii="Times New Roman" w:hAnsi="Times New Roman"/>
+          <w:sz w:val="24"/>
+        </w:rPr>
+        <w:t>Ска́ргу</w:t>
+      </w:r>
+      <w:r>
+        <w:rPr>
+          <w:rFonts w:ascii="Times New Roman" w:hAnsi="Times New Roman"/>
+          <w:sz w:val="24"/>
+        </w:rPr>
+        <w:t xml:space="preserve"> мою́ </w:t>
+      </w:r>
+      <w:r>
+        <w:rPr>
+          <w:rFonts w:ascii="Times New Roman" w:hAnsi="Times New Roman"/>
+          <w:sz w:val="24"/>
+        </w:rPr>
+        <w:t>пе́ред</w:t>
+      </w:r>
+      <w:r>
+        <w:rPr>
+          <w:rFonts w:ascii="Times New Roman" w:hAnsi="Times New Roman"/>
+          <w:sz w:val="24"/>
+        </w:rPr>
+        <w:t xml:space="preserve"> Ним </w:t>
+      </w:r>
+      <w:r>
+        <w:rPr>
+          <w:rFonts w:ascii="Times New Roman" w:hAnsi="Times New Roman"/>
+          <w:sz w:val="24"/>
+        </w:rPr>
+        <w:t>вилива́ю</w:t>
+      </w:r>
+      <w:r>
+        <w:rPr>
+          <w:rFonts w:ascii="Times New Roman" w:hAnsi="Times New Roman"/>
+          <w:sz w:val="24"/>
+        </w:rPr>
+        <w:t xml:space="preserve">,* мою́ </w:t>
+      </w:r>
+      <w:r>
+        <w:rPr>
+          <w:rFonts w:ascii="Times New Roman" w:hAnsi="Times New Roman"/>
+          <w:sz w:val="24"/>
+        </w:rPr>
+        <w:t>скру́ту</w:t>
+      </w:r>
+      <w:r>
+        <w:rPr>
+          <w:rFonts w:ascii="Times New Roman" w:hAnsi="Times New Roman"/>
+          <w:sz w:val="24"/>
+        </w:rPr>
+        <w:t xml:space="preserve"> Йому́ я </w:t>
+      </w:r>
+      <w:r>
+        <w:rPr>
+          <w:rFonts w:ascii="Times New Roman" w:hAnsi="Times New Roman"/>
+          <w:sz w:val="24"/>
+        </w:rPr>
+        <w:t>виявля́ю</w:t>
+      </w:r>
+      <w:r>
+        <w:rPr>
+          <w:rFonts w:ascii="Times New Roman" w:hAnsi="Times New Roman"/>
+          <w:sz w:val="24"/>
+        </w:rPr>
+        <w:t>.</w:t>
+      </w:r>
+    </w:p>
+    <w:p>
+      <w:pPr>
+        <w:pStyle w:val="a"/>
+        <w:spacing w:after="120"/>
+      </w:pPr>
+      <w:r>
+        <w:rPr>
+          <w:rFonts w:ascii="Times New Roman" w:hAnsi="Times New Roman"/>
+          <w:sz w:val="24"/>
+        </w:rPr>
+        <w:t xml:space="preserve">Коли́ </w:t>
+      </w:r>
+      <w:r>
+        <w:rPr>
+          <w:rFonts w:ascii="Times New Roman" w:hAnsi="Times New Roman"/>
+          <w:sz w:val="24"/>
+        </w:rPr>
+        <w:t>триво́житься</w:t>
+      </w:r>
+      <w:r>
+        <w:rPr>
+          <w:rFonts w:ascii="Times New Roman" w:hAnsi="Times New Roman"/>
+          <w:sz w:val="24"/>
+        </w:rPr>
+        <w:t xml:space="preserve"> в мені́ дух мій, Ти </w:t>
+      </w:r>
+      <w:r>
+        <w:rPr>
+          <w:rFonts w:ascii="Times New Roman" w:hAnsi="Times New Roman"/>
+          <w:sz w:val="24"/>
+        </w:rPr>
+        <w:t>знає́ш</w:t>
+      </w:r>
+      <w:r>
+        <w:rPr>
+          <w:rFonts w:ascii="Times New Roman" w:hAnsi="Times New Roman"/>
+          <w:sz w:val="24"/>
+        </w:rPr>
+        <w:t xml:space="preserve"> мою́ сте́жку.* На </w:t>
+      </w:r>
+      <w:r>
+        <w:rPr>
+          <w:rFonts w:ascii="Times New Roman" w:hAnsi="Times New Roman"/>
+          <w:sz w:val="24"/>
+        </w:rPr>
+        <w:t>доро́зі</w:t>
+      </w:r>
+      <w:r>
+        <w:rPr>
+          <w:rFonts w:ascii="Times New Roman" w:hAnsi="Times New Roman"/>
+          <w:sz w:val="24"/>
+        </w:rPr>
+        <w:t xml:space="preserve">, де я </w:t>
+      </w:r>
+      <w:r>
+        <w:rPr>
+          <w:rFonts w:ascii="Times New Roman" w:hAnsi="Times New Roman"/>
+          <w:sz w:val="24"/>
+        </w:rPr>
+        <w:t>ступа́ю</w:t>
+      </w:r>
+      <w:r>
+        <w:rPr>
+          <w:rFonts w:ascii="Times New Roman" w:hAnsi="Times New Roman"/>
+          <w:sz w:val="24"/>
+        </w:rPr>
+        <w:t xml:space="preserve">, </w:t>
+      </w:r>
+      <w:r>
+        <w:rPr>
+          <w:rFonts w:ascii="Times New Roman" w:hAnsi="Times New Roman"/>
+          <w:sz w:val="24"/>
+        </w:rPr>
+        <w:t>та́йно</w:t>
+      </w:r>
+      <w:r>
+        <w:rPr>
+          <w:rFonts w:ascii="Times New Roman" w:hAnsi="Times New Roman"/>
+          <w:sz w:val="24"/>
+        </w:rPr>
+        <w:t xml:space="preserve"> </w:t>
+      </w:r>
+      <w:r>
+        <w:rPr>
+          <w:rFonts w:ascii="Times New Roman" w:hAnsi="Times New Roman"/>
+          <w:sz w:val="24"/>
+        </w:rPr>
+        <w:t>розста́вили</w:t>
+      </w:r>
+      <w:r>
+        <w:rPr>
+          <w:rFonts w:ascii="Times New Roman" w:hAnsi="Times New Roman"/>
+          <w:sz w:val="24"/>
+        </w:rPr>
+        <w:t xml:space="preserve"> сильце́ на </w:t>
+      </w:r>
+      <w:r>
+        <w:rPr>
+          <w:rFonts w:ascii="Times New Roman" w:hAnsi="Times New Roman"/>
+          <w:sz w:val="24"/>
+        </w:rPr>
+        <w:t>ме́не</w:t>
+      </w:r>
+      <w:r>
+        <w:rPr>
+          <w:rFonts w:ascii="Times New Roman" w:hAnsi="Times New Roman"/>
+          <w:sz w:val="24"/>
+        </w:rPr>
+        <w:t>.</w:t>
+      </w:r>
+    </w:p>
+    <w:p>
+      <w:pPr>
+        <w:pStyle w:val="a"/>
+        <w:spacing w:after="120"/>
+      </w:pPr>
+      <w:r>
+        <w:rPr>
+          <w:rFonts w:ascii="Times New Roman" w:hAnsi="Times New Roman"/>
+          <w:sz w:val="24"/>
+        </w:rPr>
+        <w:t>Погля́нь</w:t>
+      </w:r>
+      <w:r>
+        <w:rPr>
+          <w:rFonts w:ascii="Times New Roman" w:hAnsi="Times New Roman"/>
+          <w:sz w:val="24"/>
+        </w:rPr>
+        <w:t xml:space="preserve"> </w:t>
+      </w:r>
+      <w:r>
+        <w:rPr>
+          <w:rFonts w:ascii="Times New Roman" w:hAnsi="Times New Roman"/>
+          <w:sz w:val="24"/>
+        </w:rPr>
+        <w:t>право́руч</w:t>
+      </w:r>
+      <w:r>
+        <w:rPr>
+          <w:rFonts w:ascii="Times New Roman" w:hAnsi="Times New Roman"/>
+          <w:sz w:val="24"/>
+        </w:rPr>
+        <w:t xml:space="preserve"> і </w:t>
+      </w:r>
+      <w:r>
+        <w:rPr>
+          <w:rFonts w:ascii="Times New Roman" w:hAnsi="Times New Roman"/>
+          <w:sz w:val="24"/>
+        </w:rPr>
+        <w:t>подиви́ся</w:t>
+      </w:r>
+      <w:r>
+        <w:rPr>
+          <w:rFonts w:ascii="Times New Roman" w:hAnsi="Times New Roman"/>
+          <w:sz w:val="24"/>
+        </w:rPr>
+        <w:t xml:space="preserve">:* нема́ </w:t>
+      </w:r>
+      <w:r>
+        <w:rPr>
+          <w:rFonts w:ascii="Times New Roman" w:hAnsi="Times New Roman"/>
+          <w:sz w:val="24"/>
+        </w:rPr>
+        <w:t>ніко́го</w:t>
+      </w:r>
+      <w:r>
+        <w:rPr>
+          <w:rFonts w:ascii="Times New Roman" w:hAnsi="Times New Roman"/>
+          <w:sz w:val="24"/>
+        </w:rPr>
+        <w:t xml:space="preserve">, хто дбав би за </w:t>
+      </w:r>
+      <w:r>
+        <w:rPr>
+          <w:rFonts w:ascii="Times New Roman" w:hAnsi="Times New Roman"/>
+          <w:sz w:val="24"/>
+        </w:rPr>
+        <w:t>ме́не</w:t>
+      </w:r>
+      <w:r>
+        <w:rPr>
+          <w:rFonts w:ascii="Times New Roman" w:hAnsi="Times New Roman"/>
+          <w:sz w:val="24"/>
+        </w:rPr>
+        <w:t>.</w:t>
+      </w:r>
+    </w:p>
+    <w:p>
+      <w:pPr>
+        <w:pStyle w:val="a"/>
+        <w:spacing w:after="120"/>
+      </w:pPr>
+      <w:r>
+        <w:rPr>
+          <w:rFonts w:ascii="Times New Roman" w:hAnsi="Times New Roman"/>
+          <w:sz w:val="24"/>
+        </w:rPr>
+        <w:t xml:space="preserve">Нема́ куди́ мені́ </w:t>
+      </w:r>
+      <w:r>
+        <w:rPr>
+          <w:rFonts w:ascii="Times New Roman" w:hAnsi="Times New Roman"/>
+          <w:sz w:val="24"/>
+        </w:rPr>
+        <w:t>втіка́ти</w:t>
+      </w:r>
+      <w:r>
+        <w:rPr>
+          <w:rFonts w:ascii="Times New Roman" w:hAnsi="Times New Roman"/>
+          <w:sz w:val="24"/>
+        </w:rPr>
+        <w:t xml:space="preserve">,* нема́ </w:t>
+      </w:r>
+      <w:r>
+        <w:rPr>
+          <w:rFonts w:ascii="Times New Roman" w:hAnsi="Times New Roman"/>
+          <w:sz w:val="24"/>
+        </w:rPr>
+        <w:t>ніко́го</w:t>
+      </w:r>
+      <w:r>
+        <w:rPr>
+          <w:rFonts w:ascii="Times New Roman" w:hAnsi="Times New Roman"/>
+          <w:sz w:val="24"/>
+        </w:rPr>
+        <w:t xml:space="preserve">, хто </w:t>
+      </w:r>
+      <w:r>
+        <w:rPr>
+          <w:rFonts w:ascii="Times New Roman" w:hAnsi="Times New Roman"/>
+          <w:sz w:val="24"/>
+        </w:rPr>
+        <w:t>піклува́вся</w:t>
+      </w:r>
+      <w:r>
+        <w:rPr>
+          <w:rFonts w:ascii="Times New Roman" w:hAnsi="Times New Roman"/>
+          <w:sz w:val="24"/>
+        </w:rPr>
+        <w:t xml:space="preserve"> би </w:t>
+      </w:r>
+      <w:r>
+        <w:rPr>
+          <w:rFonts w:ascii="Times New Roman" w:hAnsi="Times New Roman"/>
+          <w:sz w:val="24"/>
+        </w:rPr>
+        <w:t>мно́ю</w:t>
+      </w:r>
+      <w:r>
+        <w:rPr>
+          <w:rFonts w:ascii="Times New Roman" w:hAnsi="Times New Roman"/>
+          <w:sz w:val="24"/>
+        </w:rPr>
+        <w:t>.</w:t>
+      </w:r>
+    </w:p>
+    <w:p>
+      <w:pPr>
+        <w:pStyle w:val="a"/>
+        <w:spacing w:after="120"/>
+      </w:pPr>
+      <w:r>
+        <w:rPr>
+          <w:rFonts w:ascii="Times New Roman" w:hAnsi="Times New Roman"/>
+          <w:sz w:val="24"/>
+        </w:rPr>
+        <w:t xml:space="preserve">До </w:t>
+      </w:r>
+      <w:r>
+        <w:rPr>
+          <w:rFonts w:ascii="Times New Roman" w:hAnsi="Times New Roman"/>
+          <w:sz w:val="24"/>
+        </w:rPr>
+        <w:t>Те́бе</w:t>
+      </w:r>
+      <w:r>
+        <w:rPr>
+          <w:rFonts w:ascii="Times New Roman" w:hAnsi="Times New Roman"/>
+          <w:sz w:val="24"/>
+        </w:rPr>
+        <w:t xml:space="preserve">, </w:t>
+      </w:r>
+      <w:r>
+        <w:rPr>
+          <w:rFonts w:ascii="Times New Roman" w:hAnsi="Times New Roman"/>
+          <w:sz w:val="24"/>
+        </w:rPr>
+        <w:t>Го́споди</w:t>
+      </w:r>
+      <w:r>
+        <w:rPr>
+          <w:rFonts w:ascii="Times New Roman" w:hAnsi="Times New Roman"/>
+          <w:sz w:val="24"/>
+        </w:rPr>
+        <w:t xml:space="preserve">, </w:t>
+      </w:r>
+      <w:r>
+        <w:rPr>
+          <w:rFonts w:ascii="Times New Roman" w:hAnsi="Times New Roman"/>
+          <w:sz w:val="24"/>
+        </w:rPr>
+        <w:t>взива́ю</w:t>
+      </w:r>
+      <w:r>
+        <w:rPr>
+          <w:rFonts w:ascii="Times New Roman" w:hAnsi="Times New Roman"/>
+          <w:sz w:val="24"/>
+        </w:rPr>
+        <w:t xml:space="preserve"> й кажу́:* Ти моє́ </w:t>
+      </w:r>
+      <w:r>
+        <w:rPr>
+          <w:rFonts w:ascii="Times New Roman" w:hAnsi="Times New Roman"/>
+          <w:sz w:val="24"/>
+        </w:rPr>
+        <w:t>прибі́жище</w:t>
+      </w:r>
+      <w:r>
+        <w:rPr>
+          <w:rFonts w:ascii="Times New Roman" w:hAnsi="Times New Roman"/>
+          <w:sz w:val="24"/>
+        </w:rPr>
+        <w:t xml:space="preserve">, в землі́ </w:t>
+      </w:r>
+      <w:r>
+        <w:rPr>
+          <w:rFonts w:ascii="Times New Roman" w:hAnsi="Times New Roman"/>
+          <w:sz w:val="24"/>
+        </w:rPr>
+        <w:t>живи́х</w:t>
+      </w:r>
+      <w:r>
+        <w:rPr>
+          <w:rFonts w:ascii="Times New Roman" w:hAnsi="Times New Roman"/>
+          <w:sz w:val="24"/>
+        </w:rPr>
+        <w:t xml:space="preserve"> Ти − моя́ </w:t>
+      </w:r>
+      <w:r>
+        <w:rPr>
+          <w:rFonts w:ascii="Times New Roman" w:hAnsi="Times New Roman"/>
+          <w:sz w:val="24"/>
+        </w:rPr>
+        <w:t>до́ля</w:t>
+      </w:r>
+      <w:r>
+        <w:rPr>
+          <w:rFonts w:ascii="Times New Roman" w:hAnsi="Times New Roman"/>
+          <w:sz w:val="24"/>
+        </w:rPr>
+        <w:t>!</w:t>
+      </w:r>
+    </w:p>
+    <w:p>
+      <w:pPr>
+        <w:pStyle w:val="a"/>
+        <w:spacing w:after="120"/>
+      </w:pPr>
+      <w:r>
+        <w:rPr>
+          <w:rFonts w:ascii="Times New Roman" w:hAnsi="Times New Roman"/>
+          <w:sz w:val="24"/>
+        </w:rPr>
+        <w:t xml:space="preserve">Зверни́ </w:t>
+      </w:r>
+      <w:r>
+        <w:rPr>
+          <w:rFonts w:ascii="Times New Roman" w:hAnsi="Times New Roman"/>
+          <w:sz w:val="24"/>
+        </w:rPr>
+        <w:t>ува́гу</w:t>
+      </w:r>
+      <w:r>
+        <w:rPr>
+          <w:rFonts w:ascii="Times New Roman" w:hAnsi="Times New Roman"/>
+          <w:sz w:val="24"/>
+        </w:rPr>
+        <w:t xml:space="preserve"> на моє́ </w:t>
+      </w:r>
+      <w:r>
+        <w:rPr>
+          <w:rFonts w:ascii="Times New Roman" w:hAnsi="Times New Roman"/>
+          <w:sz w:val="24"/>
+        </w:rPr>
+        <w:t>блага́ння</w:t>
+      </w:r>
+      <w:r>
+        <w:rPr>
+          <w:rFonts w:ascii="Times New Roman" w:hAnsi="Times New Roman"/>
+          <w:sz w:val="24"/>
+        </w:rPr>
+        <w:t xml:space="preserve">,* бо я </w:t>
+      </w:r>
+      <w:r>
+        <w:rPr>
+          <w:rFonts w:ascii="Times New Roman" w:hAnsi="Times New Roman"/>
+          <w:sz w:val="24"/>
+        </w:rPr>
+        <w:t>ве́льми</w:t>
+      </w:r>
+      <w:r>
+        <w:rPr>
+          <w:rFonts w:ascii="Times New Roman" w:hAnsi="Times New Roman"/>
+          <w:sz w:val="24"/>
+        </w:rPr>
+        <w:t xml:space="preserve"> </w:t>
+      </w:r>
+      <w:r>
+        <w:rPr>
+          <w:rFonts w:ascii="Times New Roman" w:hAnsi="Times New Roman"/>
+          <w:sz w:val="24"/>
+        </w:rPr>
+        <w:t>неща́сний</w:t>
+      </w:r>
+      <w:r>
+        <w:rPr>
+          <w:rFonts w:ascii="Times New Roman" w:hAnsi="Times New Roman"/>
+          <w:sz w:val="24"/>
+        </w:rPr>
+        <w:t>.</w:t>
+      </w:r>
+    </w:p>
+    <w:p>
+      <w:pPr>
+        <w:pStyle w:val="a"/>
+        <w:spacing w:after="120"/>
+      </w:pPr>
+      <w:r>
+        <w:rPr>
+          <w:rFonts w:ascii="Times New Roman" w:hAnsi="Times New Roman"/>
+          <w:sz w:val="24"/>
+        </w:rPr>
+        <w:t xml:space="preserve">Спаси́ мене́ від </w:t>
+      </w:r>
+      <w:r>
+        <w:rPr>
+          <w:rFonts w:ascii="Times New Roman" w:hAnsi="Times New Roman"/>
+          <w:sz w:val="24"/>
+        </w:rPr>
+        <w:t>гони́телів</w:t>
+      </w:r>
+      <w:r>
+        <w:rPr>
+          <w:rFonts w:ascii="Times New Roman" w:hAnsi="Times New Roman"/>
+          <w:sz w:val="24"/>
+        </w:rPr>
+        <w:t xml:space="preserve"> </w:t>
+      </w:r>
+      <w:r>
+        <w:rPr>
+          <w:rFonts w:ascii="Times New Roman" w:hAnsi="Times New Roman"/>
+          <w:sz w:val="24"/>
+        </w:rPr>
+        <w:t>мої́х</w:t>
+      </w:r>
+      <w:r>
+        <w:rPr>
+          <w:rFonts w:ascii="Times New Roman" w:hAnsi="Times New Roman"/>
+          <w:sz w:val="24"/>
+        </w:rPr>
+        <w:t xml:space="preserve">,* бо вони́ </w:t>
+      </w:r>
+      <w:r>
+        <w:rPr>
+          <w:rFonts w:ascii="Times New Roman" w:hAnsi="Times New Roman"/>
+          <w:sz w:val="24"/>
+        </w:rPr>
+        <w:t>сильні́ші</w:t>
+      </w:r>
+      <w:r>
+        <w:rPr>
+          <w:rFonts w:ascii="Times New Roman" w:hAnsi="Times New Roman"/>
+          <w:sz w:val="24"/>
+        </w:rPr>
+        <w:t xml:space="preserve"> від </w:t>
+      </w:r>
+      <w:r>
+        <w:rPr>
+          <w:rFonts w:ascii="Times New Roman" w:hAnsi="Times New Roman"/>
+          <w:sz w:val="24"/>
+        </w:rPr>
+        <w:t>ме́не</w:t>
+      </w:r>
+      <w:r>
+        <w:rPr>
+          <w:rFonts w:ascii="Times New Roman" w:hAnsi="Times New Roman"/>
+          <w:sz w:val="24"/>
+        </w:rPr>
+        <w:t>.</w:t>
       </w:r>
     </w:p>
     <w:p>
@@ -9061,7 +10500,6 @@
           <w:i/>
           <w:color w:val="FF4400"/>
           <w:sz w:val="24"/>
-          <w:szCs w:val="24"/>
         </w:rPr>
         <w:t>Священик:</w:t>
       </w:r>
@@ -9069,7 +10507,6 @@
         <w:rPr>
           <w:rFonts w:ascii="Times New Roman" w:hAnsi="Times New Roman"/>
           <w:sz w:val="24"/>
-          <w:szCs w:val="24"/>
         </w:rPr>
         <w:t xml:space="preserve"> Мир всім.</w:t>
       </w:r>
@@ -10692,7 +12129,6 @@
           <w:i/>
           <w:color w:val="FF4400"/>
           <w:sz w:val="24"/>
-          <w:szCs w:val="24"/>
         </w:rPr>
         <w:t>Священик:</w:t>
       </w:r>
@@ -10700,17 +12136,8 @@
         <w:rPr>
           <w:rFonts w:ascii="Times New Roman" w:hAnsi="Times New Roman"/>
           <w:sz w:val="24"/>
-          <w:szCs w:val="24"/>
-        </w:rPr>
-        <w:t xml:space="preserve"> Бо Ти – Бог милости, ласк і людинолюбно</w:t>
-      </w:r>
-      <w:r>
-        <w:rPr>
-          <w:rFonts w:ascii="Times New Roman" w:hAnsi="Times New Roman"/>
-          <w:sz w:val="24"/>
-          <w:szCs w:val="24"/>
-        </w:rPr>
-        <w:t>сти, і Тобі славу віддаємо, Отцю, і Сину, і Святому Духові, нині, і повсякчас, і на віки віків.</w:t>
+        </w:rPr>
+        <w:t xml:space="preserve"> Бо Ти – Бог милости, ласк і людинолюбности, і Тобі славу віддаємо, Отцю, і Сину, і Святому Духові, нині, і повсякчас, і на віки віків.</w:t>
       </w:r>
     </w:p>
     <w:p>
@@ -10767,7 +12194,6 @@
           <w:i/>
           <w:color w:val="FF4400"/>
           <w:sz w:val="24"/>
-          <w:szCs w:val="24"/>
         </w:rPr>
         <w:t>Священик:</w:t>
       </w:r>
@@ -10775,7 +12201,6 @@
         <w:rPr>
           <w:rFonts w:ascii="Times New Roman" w:hAnsi="Times New Roman"/>
           <w:sz w:val="24"/>
-          <w:szCs w:val="24"/>
         </w:rPr>
         <w:t xml:space="preserve"> Мир всім.</w:t>
       </w:r>
@@ -11646,48 +13071,35 @@
     </w:p>
     <w:p>
       <w:pPr>
-        <w:spacing w:after="120"/>
-        <w:jc w:val="both"/>
-        <w:rPr>
-          <w:rFonts w:ascii="Times New Roman" w:hAnsi="Times New Roman"/>
-          <w:sz w:val="24"/>
-          <w:szCs w:val="24"/>
-        </w:rPr>
-      </w:pPr>
-      <w:r>
-        <w:rPr>
-          <w:rFonts w:ascii="Times New Roman" w:hAnsi="Times New Roman"/>
-          <w:sz w:val="24"/>
-          <w:szCs w:val="24"/>
-        </w:rPr>
-        <w:t xml:space="preserve">Святий Боже, святий Кріпкий, святий Безсмертний, помилуй нас </w:t>
-      </w:r>
-      <w:r>
-        <w:rPr>
-          <w:rFonts w:ascii="Times New Roman" w:hAnsi="Times New Roman"/>
-          <w:i/>
-          <w:color w:val="FF0000"/>
-          <w:sz w:val="24"/>
-          <w:szCs w:val="24"/>
-        </w:rPr>
-        <w:t>(3 р.)</w:t>
-      </w:r>
-    </w:p>
-    <w:p>
-      <w:pPr>
-        <w:spacing w:after="120"/>
-        <w:jc w:val="both"/>
-        <w:rPr>
-          <w:rFonts w:ascii="Times New Roman" w:hAnsi="Times New Roman"/>
-          <w:sz w:val="24"/>
-          <w:szCs w:val="24"/>
-        </w:rPr>
-      </w:pPr>
-      <w:r>
-        <w:rPr>
-          <w:rFonts w:ascii="Times New Roman" w:hAnsi="Times New Roman"/>
-          <w:sz w:val="24"/>
-          <w:szCs w:val="24"/>
+        <w:pStyle w:val="a"/>
+        <w:spacing w:after="120"/>
+      </w:pPr>
+      <w:r>
+        <w:rPr>
+          <w:rFonts w:ascii="Times New Roman" w:hAnsi="Times New Roman"/>
+          <w:sz w:val="24"/>
+        </w:rPr>
+        <w:t xml:space="preserve">Святий Боже, святий Кріпкий, святий Безсмертний, помилуй нас. </w:t>
+      </w:r>
+      <w:r>
+        <w:rPr>
+          <w:rFonts w:ascii="Times New Roman" w:hAnsi="Times New Roman"/>
+          <w:i/>
+          <w:color w:val="FF0000"/>
+          <w:sz w:val="24"/>
+        </w:rPr>
+        <w:t>(3 р.)</w:t>
+      </w:r>
+    </w:p>
+    <w:p>
+      <w:pPr>
+        <w:pStyle w:val="a"/>
+        <w:spacing w:after="120"/>
+      </w:pPr>
+      <w:r>
+        <w:rPr>
+          <w:rFonts w:ascii="Times New Roman" w:hAnsi="Times New Roman"/>
+          <w:sz w:val="24"/>
         </w:rPr>
         <w:t>Слава Отцю, і Сину, і Святому Духові,* і нині і повсякчас, і на віки віків. Амінь.</w:t>
       </w:r>
@@ -11721,54 +13133,99 @@
     </w:p>
     <w:p>
       <w:pPr>
-        <w:spacing w:after="120"/>
-        <w:jc w:val="both"/>
-        <w:rPr>
-          <w:rFonts w:ascii="Times New Roman" w:hAnsi="Times New Roman"/>
-          <w:sz w:val="24"/>
-          <w:szCs w:val="24"/>
-        </w:rPr>
-      </w:pPr>
-      <w:r>
-        <w:rPr>
-          <w:rFonts w:ascii="Times New Roman" w:hAnsi="Times New Roman"/>
-          <w:sz w:val="24"/>
-          <w:szCs w:val="24"/>
-        </w:rPr>
-        <w:t xml:space="preserve">Господи, помилуй </w:t>
-      </w:r>
-      <w:r>
-        <w:rPr>
-          <w:rFonts w:ascii="Times New Roman" w:hAnsi="Times New Roman"/>
-          <w:i/>
-          <w:color w:val="FF0000"/>
-          <w:sz w:val="24"/>
-          <w:szCs w:val="24"/>
-        </w:rPr>
-        <w:t>(3 р.)</w:t>
-      </w:r>
-    </w:p>
-    <w:p>
-      <w:pPr>
-        <w:spacing w:after="120"/>
-        <w:rPr>
-          <w:rFonts w:ascii="Times New Roman" w:hAnsi="Times New Roman"/>
-        </w:rPr>
-      </w:pPr>
-      <w:r>
-        <w:rPr>
-          <w:rFonts w:ascii="Times New Roman" w:hAnsi="Times New Roman"/>
-          <w:sz w:val="24"/>
-          <w:szCs w:val="24"/>
-        </w:rPr>
-        <w:t>Слава Отцю, і Сину, і Святому Духові.* І</w:t>
+        <w:pStyle w:val="a"/>
+        <w:spacing w:after="120"/>
+      </w:pPr>
+      <w:r>
+        <w:rPr>
+          <w:rFonts w:ascii="Times New Roman" w:hAnsi="Times New Roman"/>
+          <w:sz w:val="24"/>
+        </w:rPr>
+        <w:t>Господи, помилуй</w:t>
+      </w:r>
+      <w:r>
+        <w:rPr>
+          <w:rFonts w:ascii="Times New Roman" w:hAnsi="Times New Roman"/>
+          <w:sz w:val="24"/>
+        </w:rPr>
+        <w:t>.</w:t>
+      </w:r>
+      <w:r>
+        <w:rPr>
+          <w:rFonts w:ascii="Times New Roman" w:hAnsi="Times New Roman"/>
+          <w:sz w:val="24"/>
+        </w:rPr>
+        <w:t xml:space="preserve"> </w:t>
+      </w:r>
+      <w:r>
+        <w:rPr>
+          <w:rFonts w:ascii="Times New Roman" w:hAnsi="Times New Roman"/>
+          <w:i/>
+          <w:color w:val="FF0000"/>
+          <w:sz w:val="24"/>
+        </w:rPr>
+        <w:t>(3 р.)</w:t>
+      </w:r>
+    </w:p>
+    <w:p>
+      <w:pPr>
+        <w:pStyle w:val="a"/>
+        <w:spacing w:after="120"/>
+      </w:pPr>
+      <w:r>
+        <w:rPr>
+          <w:rFonts w:ascii="Times New Roman" w:hAnsi="Times New Roman"/>
+          <w:sz w:val="24"/>
+        </w:rPr>
+        <w:t xml:space="preserve">Слава </w:t>
+      </w:r>
+      <w:r>
+        <w:rPr>
+          <w:rFonts w:ascii="Times New Roman" w:hAnsi="Times New Roman"/>
+          <w:sz w:val="24"/>
+        </w:rPr>
+        <w:t>Отцю</w:t>
+      </w:r>
+      <w:r>
+        <w:rPr>
+          <w:rFonts w:ascii="Times New Roman" w:hAnsi="Times New Roman"/>
+          <w:sz w:val="24"/>
+        </w:rPr>
+        <w:t xml:space="preserve">, і Сину, і Святому </w:t>
+      </w:r>
+      <w:r>
+        <w:rPr>
+          <w:rFonts w:ascii="Times New Roman" w:hAnsi="Times New Roman"/>
+          <w:sz w:val="24"/>
+        </w:rPr>
+        <w:t>Духові</w:t>
+      </w:r>
+      <w:r>
+        <w:rPr>
+          <w:rFonts w:ascii="Times New Roman" w:hAnsi="Times New Roman"/>
+          <w:sz w:val="24"/>
+        </w:rPr>
+        <w:t>,</w:t>
+      </w:r>
+      <w:r>
+        <w:rPr>
+          <w:rFonts w:ascii="Times New Roman" w:hAnsi="Times New Roman"/>
+          <w:sz w:val="24"/>
+        </w:rPr>
+        <w:t xml:space="preserve">* </w:t>
+      </w:r>
+      <w:r>
+        <w:rPr>
+          <w:rFonts w:ascii="Times New Roman" w:hAnsi="Times New Roman"/>
+          <w:sz w:val="24"/>
+        </w:rPr>
+        <w:t>і</w:t>
       </w:r>
       <w:r>
         <w:rPr>
           <w:rFonts w:ascii="Times New Roman" w:hAnsi="Times New Roman"/>
           <w:b/>
           <w:sz w:val="24"/>
-          <w:szCs w:val="24"/>
         </w:rPr>
         <w:t xml:space="preserve"> </w:t>
       </w:r>
@@ -11776,9 +13233,71 @@
         <w:rPr>
           <w:rFonts w:ascii="Times New Roman" w:hAnsi="Times New Roman"/>
           <w:sz w:val="24"/>
-          <w:szCs w:val="24"/>
-        </w:rPr>
-        <w:t>нині і повсякчас, і на віки віків. Амінь.</w:t>
+        </w:rPr>
+        <w:t>нині</w:t>
+      </w:r>
+      <w:r>
+        <w:rPr>
+          <w:rFonts w:ascii="Times New Roman" w:hAnsi="Times New Roman"/>
+          <w:sz w:val="24"/>
+        </w:rPr>
+        <w:t xml:space="preserve"> і </w:t>
+      </w:r>
+      <w:r>
+        <w:rPr>
+          <w:rFonts w:ascii="Times New Roman" w:hAnsi="Times New Roman"/>
+          <w:sz w:val="24"/>
+        </w:rPr>
+        <w:t>повсякчас</w:t>
+      </w:r>
+      <w:r>
+        <w:rPr>
+          <w:rFonts w:ascii="Times New Roman" w:hAnsi="Times New Roman"/>
+          <w:sz w:val="24"/>
+        </w:rPr>
+        <w:t xml:space="preserve">, і на </w:t>
+      </w:r>
+      <w:r>
+        <w:rPr>
+          <w:rFonts w:ascii="Times New Roman" w:hAnsi="Times New Roman"/>
+          <w:sz w:val="24"/>
+        </w:rPr>
+        <w:t>віки</w:t>
+      </w:r>
+      <w:r>
+        <w:rPr>
+          <w:rFonts w:ascii="Times New Roman" w:hAnsi="Times New Roman"/>
+          <w:sz w:val="24"/>
+        </w:rPr>
+        <w:t xml:space="preserve"> </w:t>
+      </w:r>
+      <w:r>
+        <w:rPr>
+          <w:rFonts w:ascii="Times New Roman" w:hAnsi="Times New Roman"/>
+          <w:sz w:val="24"/>
+        </w:rPr>
+        <w:t>віків</w:t>
+      </w:r>
+      <w:r>
+        <w:rPr>
+          <w:rFonts w:ascii="Times New Roman" w:hAnsi="Times New Roman"/>
+          <w:sz w:val="24"/>
+        </w:rPr>
+        <w:t xml:space="preserve">. </w:t>
+      </w:r>
+      <w:r>
+        <w:rPr>
+          <w:rFonts w:ascii="Times New Roman" w:hAnsi="Times New Roman"/>
+          <w:sz w:val="24"/>
+        </w:rPr>
+        <w:t>Амінь</w:t>
+      </w:r>
+      <w:r>
+        <w:rPr>
+          <w:rFonts w:ascii="Times New Roman" w:hAnsi="Times New Roman"/>
+          <w:sz w:val="24"/>
+        </w:rPr>
+        <w:t>.</w:t>
       </w:r>
     </w:p>
     <w:p>
@@ -11990,7 +13509,7 @@
           <w:sz w:val="24"/>
           <w:szCs w:val="24"/>
         </w:rPr>
-        <w:t>(г. 1):</w:t>
+        <w:t>(г. 1):</w:t>
       </w:r>
       <w:r>
         <w:rPr>
@@ -12531,7 +14050,6 @@
           <w:i/>
           <w:color w:val="FF4400"/>
           <w:sz w:val="24"/>
-          <w:szCs w:val="24"/>
         </w:rPr>
         <w:t>Священик:</w:t>
       </w:r>
@@ -12539,7 +14057,6 @@
         <w:rPr>
           <w:rFonts w:ascii="Times New Roman" w:hAnsi="Times New Roman"/>
           <w:sz w:val="24"/>
-          <w:szCs w:val="24"/>
         </w:rPr>
         <w:t xml:space="preserve"> Слава тобі, Христе Боже, надіє наша, слава тобі!</w:t>
       </w:r>
@@ -12597,7 +14114,7 @@
           <w:sz w:val="24"/>
           <w:szCs w:val="24"/>
         </w:rPr>
-        <w:t>(3 р.)</w:t>
+        <w:t>(3 р.)</w:t>
       </w:r>
       <w:r>
         <w:rPr>
@@ -12618,18 +14135,12 @@
       </w:r>
     </w:p>
     <w:p>
-      <w:pPr>
-        <w:rPr>
-          <w:rFonts w:ascii="Times New Roman" w:hAnsi="Times New Roman"/>
-        </w:rPr>
-      </w:pPr>
       <w:r>
         <w:rPr>
           <w:rFonts w:ascii="Times New Roman" w:hAnsi="Times New Roman"/>
           <w:i/>
           <w:color w:val="FF4400"/>
           <w:sz w:val="24"/>
-          <w:szCs w:val="24"/>
         </w:rPr>
         <w:t>Священик:</w:t>
       </w:r>
@@ -12637,17 +14148,8 @@
         <w:rPr>
           <w:rFonts w:ascii="Times New Roman" w:hAnsi="Times New Roman"/>
           <w:sz w:val="24"/>
-          <w:szCs w:val="24"/>
-        </w:rPr>
-        <w:t xml:space="preserve"> Христос, істинний Бог наш - молитвами пречистої Своєї Матері, якої Успіння сьогодні торжественне свято звершуємо, святих славних і всехвальних апостолів, святого мученика Агатоніка і тих,</w:t>
-      </w:r>
-      <w:r>
-        <w:rPr>
-          <w:rFonts w:ascii="Times New Roman" w:hAnsi="Times New Roman"/>
-          <w:sz w:val="24"/>
-          <w:szCs w:val="24"/>
-        </w:rPr>
-        <w:t xml:space="preserve"> що з ним, і всіх святих - помилує і спасе нас як благий і людинолюбний.</w:t>
+        </w:rPr>
+        <w:t xml:space="preserve"> Христос, істинний Бог наш - молитвами пречистої Своєї Матері, якої Успіння сьогодні торжественне свято звершуємо, святих славних і всехвальних апостолів, святого мученика Агатоніка і тих, що з ним, блаженного священномученика Симеона і всіх святих - помилує і спасе нас як благий і людинолюбний.</w:t>
       </w:r>
     </w:p>
     <w:p>
@@ -12824,7 +14326,6 @@
           <w:i/>
           <w:color w:val="FF4400"/>
           <w:sz w:val="24"/>
-          <w:szCs w:val="24"/>
         </w:rPr>
         <w:t>Священик:</w:t>
       </w:r>
@@ -12832,17 +14333,8 @@
         <w:rPr>
           <w:rFonts w:ascii="Times New Roman" w:hAnsi="Times New Roman"/>
           <w:sz w:val="24"/>
-          <w:szCs w:val="24"/>
-        </w:rPr>
-        <w:t xml:space="preserve"> Слава святій, одноістотній, животворящій і н</w:t>
-      </w:r>
-      <w:r>
-        <w:rPr>
-          <w:rFonts w:ascii="Times New Roman" w:hAnsi="Times New Roman"/>
-          <w:sz w:val="24"/>
-          <w:szCs w:val="24"/>
-        </w:rPr>
-        <w:t>ероздільній Тройці, завжди, нині і повсякчас, і на віки віків.</w:t>
+        </w:rPr>
+        <w:t xml:space="preserve"> Слава святій, одноістотній, животворящій і нероздільній Тройці, завжди, нині і повсякчас, і на віки віків.</w:t>
       </w:r>
     </w:p>
     <w:p>
@@ -12909,7 +14401,7 @@
           <w:sz w:val="24"/>
           <w:szCs w:val="24"/>
         </w:rPr>
-        <w:t>(3 р.)</w:t>
+        <w:t>(3 р.)</w:t>
       </w:r>
     </w:p>
     <w:p>
@@ -12940,7 +14432,7 @@
           <w:sz w:val="24"/>
           <w:szCs w:val="24"/>
         </w:rPr>
-        <w:t>(2 р.)</w:t>
+        <w:t>(2 р.)</w:t>
       </w:r>
     </w:p>
     <w:p>
@@ -15341,7 +16833,7 @@
           <w:sz w:val="24"/>
           <w:szCs w:val="24"/>
         </w:rPr>
-        <w:t>(3 р.)</w:t>
+        <w:t>(3 р.)</w:t>
       </w:r>
     </w:p>
     <w:p>
@@ -15420,7 +16912,7 @@
           <w:sz w:val="24"/>
           <w:szCs w:val="24"/>
         </w:rPr>
-        <w:t>1. </w:t>
+        <w:t xml:space="preserve">1. </w:t>
       </w:r>
       <w:r>
         <w:rPr>
@@ -15468,7 +16960,7 @@
           <w:sz w:val="24"/>
           <w:szCs w:val="24"/>
         </w:rPr>
-        <w:t>2. </w:t>
+        <w:t xml:space="preserve">2. </w:t>
       </w:r>
       <w:r>
         <w:rPr>
@@ -15525,7 +17017,7 @@
           <w:sz w:val="24"/>
           <w:szCs w:val="24"/>
         </w:rPr>
-        <w:t> Від ночі лине дух наш до тебе, Боже, бо світлом є повеління твої. Навчи нас, Боже, правди твоєї, заповідей твоїх і виправдань твоїх. Просвіти наші духовні очі, щоб ми не заснули в гріхах на смерть. Віджени</w:t>
+        <w:t xml:space="preserve"> Від ночі лине дух наш до тебе, Боже, бо світлом є повеління твої. Навчи нас, Боже, правди твоєї, заповідей твоїх і виправдань твоїх. Просвіти наші духовні очі, щоб ми не заснули в гріхах на смерть. Віджени</w:t>
       </w:r>
       <w:r>
         <w:rPr>
@@ -15573,7 +17065,7 @@
           <w:sz w:val="24"/>
           <w:szCs w:val="24"/>
         </w:rPr>
-        <w:t> Владико, Боже святий і неосяжний, що казав із темряви світлові засіяти, що заспокоїв нас у нічному сні й підвів до величання і моління твоєї доброти! Ти, що</w:t>
+        <w:t xml:space="preserve"> Владико, Боже святий і неосяжний, що казав із темряви світлові засіяти, що заспокоїв нас у нічному сні й підвів до величання і моління твоєї доброти! Ти, що</w:t>
       </w:r>
       <w:r>
         <w:rPr>
@@ -15630,7 +17122,7 @@
           <w:sz w:val="24"/>
           <w:szCs w:val="24"/>
         </w:rPr>
-        <w:t> Скарбе добра, джерело невисихаюче, Отче святий, чудотворче всесильний і вседержителю! Ус</w:t>
+        <w:t xml:space="preserve"> Скарбе добра, джерело невисихаюче, Отче святий, чудотворче всесильний і вседержителю! Ус</w:t>
       </w:r>
       <w:r>
         <w:rPr>
@@ -15678,7 +17170,7 @@
           <w:sz w:val="24"/>
           <w:szCs w:val="24"/>
         </w:rPr>
-        <w:t>6. </w:t>
+        <w:t xml:space="preserve">6. </w:t>
       </w:r>
       <w:r>
         <w:rPr>
@@ -15744,7 +17236,7 @@
           <w:sz w:val="24"/>
           <w:szCs w:val="24"/>
         </w:rPr>
-        <w:t> Боже й Отче Господа нашого Ісуса Христа! Ти підніс нас з постелі нашої і зібрав на годину молитви. Дай нам ласку відкрити уста наші і прийми наші подяки, що в наших силах, і навчи нас установ твоїх. Бо молитися як</w:t>
+        <w:t xml:space="preserve"> Боже й Отче Господа нашого Ісуса Христа! Ти підніс нас з постелі нашої і зібрав на годину молитви. Дай нам ласку відкрити уста наші і прийми наші подяки, що в наших силах, і навчи нас установ твоїх. Бо молитися як</w:t>
       </w:r>
       <w:r>
         <w:rPr>
@@ -15792,7 +17284,7 @@
           <w:sz w:val="24"/>
           <w:szCs w:val="24"/>
         </w:rPr>
-        <w:t>8. </w:t>
+        <w:t xml:space="preserve">8. </w:t>
       </w:r>
       <w:r>
         <w:rPr>
@@ -15849,7 +17341,7 @@
           <w:sz w:val="24"/>
           <w:szCs w:val="24"/>
         </w:rPr>
-        <w:t> Господи, Боже наш! Ти за покаяння дарував людям відпущення, нам же, як образ пізнання і визнання гріхів, показав покаяння і прощен</w:t>
+        <w:t xml:space="preserve"> Господи, Боже наш! Ти за покаяння дарував людям відпущення, нам же, як образ пізнання і визнання гріхів, показав покаяння і прощен</w:t>
       </w:r>
       <w:r>
         <w:rPr>
@@ -15906,7 +17398,7 @@
           <w:sz w:val="24"/>
           <w:szCs w:val="24"/>
         </w:rPr>
-        <w:t> Боже, Боже наш! Ти сотворив розумні й дух</w:t>
+        <w:t xml:space="preserve"> Боже, Боже наш! Ти сотворив розумні й дух</w:t>
       </w:r>
       <w:r>
         <w:rPr>
@@ -15945,7 +17437,7 @@
           <w:sz w:val="24"/>
           <w:szCs w:val="24"/>
         </w:rPr>
-        <w:t>11. </w:t>
+        <w:t xml:space="preserve">11. </w:t>
       </w:r>
       <w:r>
         <w:rPr>
@@ -17157,7 +18649,7 @@
           <w:sz w:val="24"/>
           <w:szCs w:val="24"/>
         </w:rPr>
-        <w:t>(г. 1):</w:t>
+        <w:t>(г. 1):</w:t>
       </w:r>
       <w:r>
         <w:rPr>
@@ -17269,7 +18761,7 @@
           <w:sz w:val="24"/>
           <w:szCs w:val="24"/>
         </w:rPr>
-        <w:t>(г. 1):</w:t>
+        <w:t>(г. 1):</w:t>
       </w:r>
       <w:r>
         <w:rPr>
@@ -17678,7 +19170,7 @@
           <w:sz w:val="24"/>
           <w:szCs w:val="24"/>
         </w:rPr>
-        <w:t>(г. 4):</w:t>
+        <w:t>(г. 4):</w:t>
       </w:r>
       <w:r>
         <w:rPr>
@@ -18102,7 +19594,7 @@
           <w:sz w:val="24"/>
           <w:szCs w:val="24"/>
         </w:rPr>
-        <w:t>(г. 6):</w:t>
+        <w:t>(г. 6):</w:t>
       </w:r>
       <w:r>
         <w:rPr>
@@ -19322,7 +20814,7 @@
           <w:sz w:val="24"/>
           <w:szCs w:val="24"/>
         </w:rPr>
-        <w:t>Священник: </w:t>
+        <w:t xml:space="preserve">Священник: </w:t>
       </w:r>
       <w:r>
         <w:rPr>
@@ -20294,7 +21786,7 @@
           <w:sz w:val="24"/>
           <w:szCs w:val="24"/>
         </w:rPr>
-        <w:t>Священник: </w:t>
+        <w:t xml:space="preserve">Священник: </w:t>
       </w:r>
       <w:r>
         <w:rPr>
@@ -21103,7 +22595,7 @@
           <w:sz w:val="24"/>
           <w:szCs w:val="24"/>
         </w:rPr>
-        <w:t>Ірмос (г. 1):</w:t>
+        <w:t>Ірмос (г. 1):</w:t>
       </w:r>
       <w:r>
         <w:rPr>
@@ -21532,7 +23024,6 @@
           <w:i/>
           <w:color w:val="FF4400"/>
           <w:sz w:val="24"/>
-          <w:szCs w:val="24"/>
         </w:rPr>
         <w:t>Священик:</w:t>
       </w:r>
@@ -21540,17 +23031,8 @@
         <w:rPr>
           <w:rFonts w:ascii="Times New Roman" w:hAnsi="Times New Roman"/>
           <w:sz w:val="24"/>
-          <w:szCs w:val="24"/>
-        </w:rPr>
-        <w:t> Бо Тебе хвалять усі сили небесні і Тобі славу возсилаємо: Отцю, і Сину, і Святому Духові, нин</w:t>
-      </w:r>
-      <w:r>
-        <w:rPr>
-          <w:rFonts w:ascii="Times New Roman" w:hAnsi="Times New Roman"/>
-          <w:sz w:val="24"/>
-          <w:szCs w:val="24"/>
-        </w:rPr>
-        <w:t>і і повсякчас, і на віки віків.</w:t>
+        </w:rPr>
+        <w:t xml:space="preserve"> Бо Тебе хвалять усі сили небесні і Тобі славу возсилаємо: Отцю, і Сину, і Святому Духові, нині і повсякчас, і на віки віків.</w:t>
       </w:r>
     </w:p>
     <w:p>
@@ -22433,7 +23915,6 @@
           <w:i/>
           <w:color w:val="FF4400"/>
           <w:sz w:val="24"/>
-          <w:szCs w:val="24"/>
         </w:rPr>
         <w:t>Священик:</w:t>
       </w:r>
@@ -22441,7 +23922,6 @@
         <w:rPr>
           <w:rFonts w:ascii="Times New Roman" w:hAnsi="Times New Roman"/>
           <w:sz w:val="24"/>
-          <w:szCs w:val="24"/>
         </w:rPr>
         <w:t xml:space="preserve"> Слава тобі, що Світло нам показав!</w:t>
       </w:r>
@@ -23467,7 +24947,6 @@
           <w:i/>
           <w:color w:val="FF4400"/>
           <w:sz w:val="24"/>
-          <w:szCs w:val="24"/>
         </w:rPr>
         <w:t>Священик:</w:t>
       </w:r>
@@ -23475,9 +24954,8 @@
         <w:rPr>
           <w:rFonts w:ascii="Times New Roman" w:hAnsi="Times New Roman"/>
           <w:sz w:val="24"/>
-          <w:szCs w:val="24"/>
-        </w:rPr>
-        <w:t xml:space="preserve"> Бо Ти – Бог милости, ласк і людинолюбности, і Тобі славу віддаємо, Отцю, і Сину, і Святому Духові, нині, і повсякчас, і на віки віків.</w:t>
+        </w:rPr>
+        <w:t xml:space="preserve"> Бо Ти – Бог милости, ласк і людинолюбности, і Тобі славу віддаємо, Отцю, і Сину, і Святому Духові, нині, і повсякчас, і на віки віків.</w:t>
       </w:r>
     </w:p>
     <w:p>
@@ -23534,7 +25012,6 @@
           <w:i/>
           <w:color w:val="FF4400"/>
           <w:sz w:val="24"/>
-          <w:szCs w:val="24"/>
         </w:rPr>
         <w:t>Священик:</w:t>
       </w:r>
@@ -23542,7 +25019,6 @@
         <w:rPr>
           <w:rFonts w:ascii="Times New Roman" w:hAnsi="Times New Roman"/>
           <w:sz w:val="24"/>
-          <w:szCs w:val="24"/>
         </w:rPr>
         <w:t xml:space="preserve"> Мир всім.</w:t>
       </w:r>
@@ -23980,7 +25456,7 @@
           <w:sz w:val="24"/>
           <w:szCs w:val="24"/>
         </w:rPr>
-        <w:t>(г. 4):</w:t>
+        <w:t>(г. 4):</w:t>
       </w:r>
       <w:r>
         <w:rPr>
@@ -24081,57 +25557,35 @@
     </w:p>
     <w:p>
       <w:pPr>
-        <w:spacing w:after="120"/>
-        <w:jc w:val="both"/>
-        <w:rPr>
-          <w:rFonts w:ascii="Times New Roman" w:hAnsi="Times New Roman"/>
-          <w:sz w:val="24"/>
-          <w:szCs w:val="24"/>
-        </w:rPr>
-      </w:pPr>
-      <w:r>
-        <w:rPr>
-          <w:rFonts w:ascii="Times New Roman" w:hAnsi="Times New Roman"/>
-          <w:sz w:val="24"/>
-          <w:szCs w:val="24"/>
-        </w:rPr>
-        <w:t xml:space="preserve">Святий Боже, святий Кріпкий, святий Безсмертний, помилуй нас </w:t>
-      </w:r>
-      <w:r>
-        <w:rPr>
-          <w:rFonts w:ascii="Times New Roman" w:hAnsi="Times New Roman"/>
-          <w:i/>
-          <w:color w:val="FF0000"/>
-          <w:sz w:val="24"/>
-          <w:szCs w:val="24"/>
-        </w:rPr>
-        <w:t>(3 р.)</w:t>
-      </w:r>
-      <w:r>
-        <w:rPr>
-          <w:rFonts w:ascii="Times New Roman" w:hAnsi="Times New Roman"/>
-          <w:i/>
-          <w:sz w:val="24"/>
-          <w:szCs w:val="24"/>
-        </w:rPr>
-        <w:t>.</w:t>
-      </w:r>
-    </w:p>
-    <w:p>
-      <w:pPr>
-        <w:spacing w:after="120"/>
-        <w:jc w:val="both"/>
-        <w:rPr>
-          <w:rFonts w:ascii="Times New Roman" w:hAnsi="Times New Roman"/>
-          <w:sz w:val="24"/>
-          <w:szCs w:val="24"/>
-        </w:rPr>
-      </w:pPr>
-      <w:r>
-        <w:rPr>
-          <w:rFonts w:ascii="Times New Roman" w:hAnsi="Times New Roman"/>
-          <w:sz w:val="24"/>
-          <w:szCs w:val="24"/>
+        <w:pStyle w:val="a"/>
+        <w:spacing w:after="120"/>
+      </w:pPr>
+      <w:r>
+        <w:rPr>
+          <w:rFonts w:ascii="Times New Roman" w:hAnsi="Times New Roman"/>
+          <w:sz w:val="24"/>
+        </w:rPr>
+        <w:t xml:space="preserve">Святий Боже, святий Кріпкий, святий Безсмертний, помилуй нас. </w:t>
+      </w:r>
+      <w:r>
+        <w:rPr>
+          <w:rFonts w:ascii="Times New Roman" w:hAnsi="Times New Roman"/>
+          <w:i/>
+          <w:color w:val="FF0000"/>
+          <w:sz w:val="24"/>
+        </w:rPr>
+        <w:t>(3 р.)</w:t>
+      </w:r>
+    </w:p>
+    <w:p>
+      <w:pPr>
+        <w:pStyle w:val="a"/>
+        <w:spacing w:after="120"/>
+      </w:pPr>
+      <w:r>
+        <w:rPr>
+          <w:rFonts w:ascii="Times New Roman" w:hAnsi="Times New Roman"/>
+          <w:sz w:val="24"/>
         </w:rPr>
         <w:t>Слава Отцю, і Сину, і Святому Духові,* і нині і повсякчас, і на віки віків. Амінь.</w:t>
       </w:r>
@@ -24190,7 +25644,7 @@
           <w:sz w:val="24"/>
           <w:szCs w:val="24"/>
         </w:rPr>
-        <w:t>(3 р.)</w:t>
+        <w:t>(3 р.)</w:t>
       </w:r>
       <w:r>
         <w:rPr>
@@ -24448,7 +25902,7 @@
           <w:sz w:val="24"/>
           <w:szCs w:val="24"/>
         </w:rPr>
-        <w:t>(г. 1):</w:t>
+        <w:t>(г. 1):</w:t>
       </w:r>
       <w:r>
         <w:rPr>
@@ -24968,7 +26422,6 @@
           <w:i/>
           <w:color w:val="FF4400"/>
           <w:sz w:val="24"/>
-          <w:szCs w:val="24"/>
         </w:rPr>
         <w:t>Священик:</w:t>
       </w:r>
@@ -24976,7 +26429,6 @@
         <w:rPr>
           <w:rFonts w:ascii="Times New Roman" w:hAnsi="Times New Roman"/>
           <w:sz w:val="24"/>
-          <w:szCs w:val="24"/>
         </w:rPr>
         <w:t xml:space="preserve"> Слава тобі, Христе Боже, надіє наша, слава тобі!</w:t>
       </w:r>
@@ -25034,7 +26486,7 @@
           <w:sz w:val="24"/>
           <w:szCs w:val="24"/>
         </w:rPr>
-        <w:t>(3 р.)</w:t>
+        <w:t>(3 р.)</w:t>
       </w:r>
       <w:r>
         <w:rPr>
@@ -25055,18 +26507,12 @@
       </w:r>
     </w:p>
     <w:p>
-      <w:pPr>
-        <w:rPr>
-          <w:rFonts w:ascii="Times New Roman" w:hAnsi="Times New Roman"/>
-        </w:rPr>
-      </w:pPr>
       <w:r>
         <w:rPr>
           <w:rFonts w:ascii="Times New Roman" w:hAnsi="Times New Roman"/>
           <w:i/>
           <w:color w:val="FF4400"/>
           <w:sz w:val="24"/>
-          <w:szCs w:val="24"/>
         </w:rPr>
         <w:t>Священик:</w:t>
       </w:r>
@@ -25074,17 +26520,8 @@
         <w:rPr>
           <w:rFonts w:ascii="Times New Roman" w:hAnsi="Times New Roman"/>
           <w:sz w:val="24"/>
-          <w:szCs w:val="24"/>
-        </w:rPr>
-        <w:t xml:space="preserve"> Христос, істинний Бог наш - молитвами пречистої Своєї Матері, якої Успіння сьогодні торжественне свято звершуємо, святих славних і всехвальних апостолів, святого мученика Агатоніка і тих, що з ним, і всіх святих - </w:t>
-      </w:r>
-      <w:r>
-        <w:rPr>
-          <w:rFonts w:ascii="Times New Roman" w:hAnsi="Times New Roman"/>
-          <w:sz w:val="24"/>
-          <w:szCs w:val="24"/>
-        </w:rPr>
-        <w:t>помилує і спасе нас як благий і людинолюбний.</w:t>
+        </w:rPr>
+        <w:t xml:space="preserve"> Христос, істинний Бог наш - молитвами пречистої Своєї Матері, якої Успіння сьогодні торжественне свято звершуємо, святих славних і всехвальних апостолів, святого мученика Агатоніка і тих, що з ним, блаженного священномученика Симеона і всіх святих - помилує і спасе нас як благий і людинолюбний.</w:t>
       </w:r>
     </w:p>
     <w:p>
